--- a/Documents/PROJECT_PROPOSAL_DEF.docx
+++ b/Documents/PROJECT_PROPOSAL_DEF.docx
@@ -1,53 +1,53 @@
 
 <file path=word/document.xml><?xml version="1.0" encoding="utf-8"?>
-<w:document xmlns:mc="http://schemas.openxmlformats.org/markup-compatibility/2006" xmlns:o="urn:schemas-microsoft-com:office:office" xmlns:r="http://schemas.openxmlformats.org/officeDocument/2006/relationships" xmlns:m="http://schemas.openxmlformats.org/officeDocument/2006/math" xmlns:v="urn:schemas-microsoft-com:vml" xmlns:wp="http://schemas.openxmlformats.org/drawingml/2006/wordprocessingDrawing" xmlns:w10="urn:schemas-microsoft-com:office:word" xmlns:w="http://schemas.openxmlformats.org/wordprocessingml/2006/main" xmlns:wne="http://schemas.microsoft.com/office/word/2006/wordml" xmlns:sl="http://schemas.openxmlformats.org/schemaLibrary/2006/main" xmlns:a="http://schemas.openxmlformats.org/drawingml/2006/main" xmlns:pic="http://schemas.openxmlformats.org/drawingml/2006/picture" xmlns:c="http://schemas.openxmlformats.org/drawingml/2006/chart" xmlns:lc="http://schemas.openxmlformats.org/drawingml/2006/lockedCanvas" xmlns:dgm="http://schemas.openxmlformats.org/drawingml/2006/diagram" xmlns:wps="http://schemas.microsoft.com/office/word/2010/wordprocessingShape" xmlns:wpg="http://schemas.microsoft.com/office/word/2010/wordprocessingGroup" xmlns:w14="http://schemas.microsoft.com/office/word/2010/wordml" xmlns:w15="http://schemas.microsoft.com/office/word/2012/wordml" xmlns:w16="http://schemas.microsoft.com/office/word/2018/wordml" xmlns:w16cex="http://schemas.microsoft.com/office/word/2018/wordml/cex" xmlns:w16cid="http://schemas.microsoft.com/office/word/2016/wordml/cid" xmlns="http://schemas.microsoft.com/office/tasks/2019/documenttasks" xmlns:cr="http://schemas.microsoft.com/office/comments/2020/reactions">
+<w:document xmlns:o="urn:schemas-microsoft-com:office:office" xmlns:r="http://schemas.openxmlformats.org/officeDocument/2006/relationships" xmlns:v="urn:schemas-microsoft-com:vml" xmlns:w="http://schemas.openxmlformats.org/wordprocessingml/2006/main" xmlns:w10="urn:schemas-microsoft-com:office:word" xmlns:wp="http://schemas.openxmlformats.org/drawingml/2006/wordprocessingDrawing" xmlns:wps="http://schemas.microsoft.com/office/word/2010/wordprocessingShape" xmlns:wpg="http://schemas.microsoft.com/office/word/2010/wordprocessingGroup" xmlns:mc="http://schemas.openxmlformats.org/markup-compatibility/2006" xmlns:wp14="http://schemas.microsoft.com/office/word/2010/wordprocessingDrawing" xmlns:w14="http://schemas.microsoft.com/office/word/2010/wordml" xmlns:w15="http://schemas.microsoft.com/office/word/2012/wordml" mc:Ignorable="w14 wp14 w15">
   <w:body>
     <w:p>
       <w:pPr>
-        <w:spacing w:line="480" w:lineRule="auto"/>
+        <w:pStyle w:val="normal1"/>
+        <w:spacing w:lineRule="auto" w:line="480"/>
         <w:jc w:val="center"/>
         <w:rPr>
-          <w:rFonts w:ascii="Times New Roman" w:cs="Times New Roman" w:eastAsia="Times New Roman" w:hAnsi="Times New Roman"/>
-          <w:b w:val="1"/>
-          <w:bCs w:val="1"/>
+          <w:rFonts w:ascii="Times New Roman" w:hAnsi="Times New Roman" w:eastAsia="Times New Roman" w:cs="Times New Roman"/>
+          <w:b/>
+          <w:bCs/>
           <w:sz w:val="60"/>
           <w:szCs w:val="60"/>
         </w:rPr>
       </w:pPr>
       <w:r>
-        <w:rPr>
-          <w:rFonts w:ascii="Times New Roman" w:cs="Times New Roman" w:eastAsia="Times New Roman" w:hAnsi="Times New Roman"/>
-          <w:b w:val="1"/>
-          <w:bCs w:val="1"/>
-          <w:sz w:val="60"/>
-          <w:szCs w:val="60"/>
-        </w:rPr>
+        <w:rPr/>
         <w:drawing>
-          <wp:inline distB="114300" distT="114300" distL="114300" distR="114300">
+          <wp:inline distT="0" distB="0" distL="0" distR="0">
             <wp:extent cx="4267200" cy="1066800"/>
-            <wp:effectExtent b="0" l="0" r="0" t="0"/>
-            <wp:docPr id="1" name="image1.png"/>
-            <a:graphic>
+            <wp:effectExtent l="0" t="0" r="0" b="0"/>
+            <wp:docPr id="1" name="image1.png" descr=""/>
+            <wp:cNvGraphicFramePr>
+              <a:graphicFrameLocks xmlns:a="http://schemas.openxmlformats.org/drawingml/2006/main" noChangeAspect="1"/>
+            </wp:cNvGraphicFramePr>
+            <a:graphic xmlns:a="http://schemas.openxmlformats.org/drawingml/2006/main">
               <a:graphicData uri="http://schemas.openxmlformats.org/drawingml/2006/picture">
-                <pic:pic>
+                <pic:pic xmlns:pic="http://schemas.openxmlformats.org/drawingml/2006/picture">
                   <pic:nvPicPr>
-                    <pic:cNvPr id="0" name="image1.png"/>
-                    <pic:cNvPicPr preferRelativeResize="0"/>
+                    <pic:cNvPr id="1" name="image1.png" descr=""/>
+                    <pic:cNvPicPr>
+                      <a:picLocks noChangeAspect="1" noChangeArrowheads="1"/>
+                    </pic:cNvPicPr>
                   </pic:nvPicPr>
                   <pic:blipFill>
-                    <a:blip r:embed="rId6"/>
-                    <a:srcRect b="0" l="0" r="0" t="0"/>
+                    <a:blip r:embed="rId2"/>
                     <a:stretch>
                       <a:fillRect/>
                     </a:stretch>
                   </pic:blipFill>
-                  <pic:spPr>
+                  <pic:spPr bwMode="auto">
                     <a:xfrm>
                       <a:off x="0" y="0"/>
                       <a:ext cx="4267200" cy="1066800"/>
                     </a:xfrm>
-                    <a:prstGeom prst="rect"/>
-                    <a:ln/>
+                    <a:prstGeom prst="rect">
+                      <a:avLst/>
+                    </a:prstGeom>
                   </pic:spPr>
                 </pic:pic>
               </a:graphicData>
@@ -55,1047 +55,1130 @@
           </wp:inline>
         </w:drawing>
       </w:r>
-      <w:r>
-        <w:rPr>
-          <w:rtl w:val="0"/>
-        </w:rPr>
-      </w:r>
-    </w:p>
-    <w:p>
-      <w:pPr>
-        <w:spacing w:line="480" w:lineRule="auto"/>
+    </w:p>
+    <w:p>
+      <w:pPr>
+        <w:pStyle w:val="normal1"/>
+        <w:spacing w:lineRule="auto" w:line="480"/>
         <w:jc w:val="center"/>
         <w:rPr>
-          <w:rFonts w:ascii="Times New Roman" w:cs="Times New Roman" w:eastAsia="Times New Roman" w:hAnsi="Times New Roman"/>
-          <w:b w:val="1"/>
-          <w:bCs w:val="1"/>
+          <w:rFonts w:ascii="Times New Roman" w:hAnsi="Times New Roman" w:eastAsia="Times New Roman" w:cs="Times New Roman"/>
+          <w:b/>
+          <w:bCs/>
           <w:sz w:val="60"/>
           <w:szCs w:val="60"/>
         </w:rPr>
       </w:pPr>
       <w:r>
         <w:rPr>
-          <w:rFonts w:ascii="Times New Roman" w:cs="Times New Roman" w:eastAsia="Times New Roman" w:hAnsi="Times New Roman"/>
-          <w:b w:val="1"/>
-          <w:bCs w:val="1"/>
+          <w:rFonts w:eastAsia="Times New Roman" w:cs="Times New Roman"/>
+          <w:b/>
+          <w:bCs/>
           <w:sz w:val="60"/>
           <w:szCs w:val="60"/>
-          <w:rtl w:val="0"/>
-        </w:rPr>
-        <w:t xml:space="preserve">PROJECT PROPOSAL</w:t>
-      </w:r>
-    </w:p>
-    <w:p>
-      <w:pPr>
-        <w:spacing w:line="480" w:lineRule="auto"/>
+        </w:rPr>
+        <w:t>PROJECT PROPOSAL</w:t>
+      </w:r>
+    </w:p>
+    <w:p>
+      <w:pPr>
+        <w:pStyle w:val="normal1"/>
+        <w:spacing w:lineRule="auto" w:line="480"/>
         <w:jc w:val="center"/>
         <w:rPr>
-          <w:b w:val="1"/>
-          <w:bCs w:val="1"/>
-          <w:i w:val="1"/>
-          <w:iCs w:val="1"/>
+          <w:b/>
+          <w:bCs/>
+          <w:i/>
+          <w:i/>
+          <w:iCs/>
           <w:sz w:val="60"/>
           <w:szCs w:val="60"/>
         </w:rPr>
       </w:pPr>
       <w:r>
         <w:rPr>
-          <w:b w:val="1"/>
-          <w:bCs w:val="1"/>
-          <w:i w:val="1"/>
-          <w:iCs w:val="1"/>
+          <w:b/>
+          <w:bCs/>
+          <w:i/>
+          <w:iCs/>
           <w:sz w:val="60"/>
           <w:szCs w:val="60"/>
-          <w:rtl w:val="0"/>
-        </w:rPr>
-        <w:t xml:space="preserve">DealHunter</w:t>
-      </w:r>
-    </w:p>
-    <w:p>
-      <w:pPr>
-        <w:spacing w:line="480" w:lineRule="auto"/>
+        </w:rPr>
+        <w:t>DealHunter</w:t>
+      </w:r>
+    </w:p>
+    <w:p>
+      <w:pPr>
+        <w:pStyle w:val="normal1"/>
+        <w:spacing w:lineRule="auto" w:line="480"/>
         <w:jc w:val="center"/>
         <w:rPr>
-          <w:rFonts w:ascii="Times New Roman" w:cs="Times New Roman" w:eastAsia="Times New Roman" w:hAnsi="Times New Roman"/>
-          <w:b w:val="1"/>
-          <w:bCs w:val="1"/>
+          <w:rFonts w:ascii="Times New Roman" w:hAnsi="Times New Roman" w:eastAsia="Times New Roman" w:cs="Times New Roman"/>
+          <w:b/>
+          <w:bCs/>
           <w:sz w:val="60"/>
           <w:szCs w:val="60"/>
         </w:rPr>
       </w:pPr>
       <w:r>
-        <w:pict>
-          <v:rect style="width:0.0pt;height:1.5pt" o:hr="t" o:hrstd="t" o:hralign="center" fillcolor="#A0A0A0" stroked="f"/>
-        </w:pict>
-      </w:r>
-      <w:r>
-        <w:rPr>
-          <w:rtl w:val="0"/>
-        </w:rPr>
-      </w:r>
-    </w:p>
-    <w:p>
-      <w:pPr>
-        <w:spacing w:line="480" w:lineRule="auto"/>
+        <w:rPr/>
+        <mc:AlternateContent>
+          <mc:Choice Requires="wps">
+            <w:drawing>
+              <wp:inline distT="0" distB="0" distL="0" distR="0">
+                <wp:extent cx="5943600" cy="19050"/>
+                <wp:effectExtent l="0" t="0" r="0" b="0"/>
+                <wp:docPr id="2" name=""/>
+                <a:graphic xmlns:a="http://schemas.openxmlformats.org/drawingml/2006/main">
+                  <a:graphicData uri="http://schemas.microsoft.com/office/word/2010/wordprocessingShape">
+                    <wps:wsp>
+                      <wps:cNvSpPr/>
+                      <wps:nvSpPr>
+                        <wps:cNvPr id="3" name=""/>
+                        <wps:cNvSpPr/>
+                      </wps:nvSpPr>
+                      <wps:spPr>
+                        <a:xfrm>
+                          <a:off x="0" y="0"/>
+                          <a:ext cx="5943600" cy="19080"/>
+                        </a:xfrm>
+                        <a:prstGeom prst="rect">
+                          <a:avLst/>
+                        </a:prstGeom>
+                        <a:solidFill>
+                          <a:srgbClr val="a0a0a0"/>
+                        </a:solidFill>
+                        <a:ln w="0">
+                          <a:noFill/>
+                        </a:ln>
+                      </wps:spPr>
+                      <wps:bodyPr/>
+                    </wps:wsp>
+                  </a:graphicData>
+                </a:graphic>
+                <wp14:sizeRelH relativeFrom="page">
+                  <wp14:pctWidth>100000</wp14:pctWidth>
+                </wp14:sizeRelH>
+              </wp:inline>
+            </w:drawing>
+          </mc:Choice>
+          <mc:Fallback>
+            <w:pict>
+              <v:rect id="shape_0" fillcolor="#a0a0a0" stroked="f" o:allowincell="f" style="position:absolute;margin-left:0pt;margin-top:-1.55pt;width:467.95pt;height:1.45pt;mso-wrap-style:none;v-text-anchor:middle;mso-position-horizontal:center;mso-position-vertical:top">
+                <v:fill o:detectmouseclick="t" type="solid" color2="#5f5f5f"/>
+                <v:stroke color="#3465a4" joinstyle="round" endcap="flat"/>
+                <w10:wrap type="topAndBottom"/>
+              </v:rect>
+            </w:pict>
+          </mc:Fallback>
+        </mc:AlternateContent>
+      </w:r>
+    </w:p>
+    <w:p>
+      <w:pPr>
+        <w:pStyle w:val="normal1"/>
+        <w:spacing w:lineRule="auto" w:line="480"/>
         <w:jc w:val="center"/>
         <w:rPr>
-          <w:rFonts w:ascii="Times New Roman" w:cs="Times New Roman" w:eastAsia="Times New Roman" w:hAnsi="Times New Roman"/>
-          <w:b w:val="1"/>
-          <w:bCs w:val="1"/>
+          <w:rFonts w:ascii="Times New Roman" w:hAnsi="Times New Roman" w:eastAsia="Times New Roman" w:cs="Times New Roman"/>
+          <w:b/>
+          <w:bCs/>
           <w:sz w:val="60"/>
           <w:szCs w:val="60"/>
         </w:rPr>
       </w:pPr>
       <w:r>
         <w:rPr>
-          <w:rtl w:val="0"/>
-        </w:rPr>
-      </w:r>
-    </w:p>
-    <w:p>
-      <w:pPr>
-        <w:spacing w:line="480" w:lineRule="auto"/>
-        <w:jc w:val="center"/>
-        <w:rPr>
-          <w:rFonts w:ascii="Times New Roman" w:cs="Times New Roman" w:eastAsia="Times New Roman" w:hAnsi="Times New Roman"/>
-          <w:b w:val="1"/>
-          <w:bCs w:val="1"/>
+          <w:rFonts w:eastAsia="Times New Roman" w:cs="Times New Roman"/>
+          <w:b/>
+          <w:bCs/>
           <w:sz w:val="60"/>
           <w:szCs w:val="60"/>
         </w:rPr>
-      </w:pPr>
-      <w:r>
-        <w:rPr>
-          <w:rtl w:val="0"/>
-        </w:rPr>
-      </w:r>
-    </w:p>
-    <w:p>
-      <w:pPr>
-        <w:spacing w:line="480" w:lineRule="auto"/>
-        <w:rPr>
-          <w:b w:val="1"/>
-          <w:bCs w:val="1"/>
+      </w:r>
+    </w:p>
+    <w:p>
+      <w:pPr>
+        <w:pStyle w:val="normal1"/>
+        <w:spacing w:lineRule="auto" w:line="480"/>
+        <w:jc w:val="center"/>
+        <w:rPr>
+          <w:rFonts w:ascii="Times New Roman" w:hAnsi="Times New Roman" w:eastAsia="Times New Roman" w:cs="Times New Roman"/>
+          <w:b/>
+          <w:bCs/>
+          <w:sz w:val="60"/>
+          <w:szCs w:val="60"/>
+        </w:rPr>
+      </w:pPr>
+      <w:r>
+        <w:rPr>
+          <w:rFonts w:eastAsia="Times New Roman" w:cs="Times New Roman"/>
+          <w:b/>
+          <w:bCs/>
+          <w:sz w:val="60"/>
+          <w:szCs w:val="60"/>
+        </w:rPr>
+      </w:r>
+    </w:p>
+    <w:p>
+      <w:pPr>
+        <w:pStyle w:val="normal1"/>
+        <w:spacing w:lineRule="auto" w:line="480"/>
+        <w:rPr>
+          <w:b/>
+          <w:bCs/>
           <w:sz w:val="28"/>
           <w:szCs w:val="28"/>
         </w:rPr>
       </w:pPr>
       <w:r>
         <w:rPr>
-          <w:rtl w:val="0"/>
-        </w:rPr>
-      </w:r>
-    </w:p>
-    <w:p>
-      <w:pPr>
-        <w:spacing w:line="480" w:lineRule="auto"/>
-        <w:rPr>
-          <w:rFonts w:ascii="Times New Roman" w:cs="Times New Roman" w:eastAsia="Times New Roman" w:hAnsi="Times New Roman"/>
+          <w:b/>
+          <w:bCs/>
           <w:sz w:val="28"/>
           <w:szCs w:val="28"/>
         </w:rPr>
-      </w:pPr>
-      <w:r>
-        <w:rPr>
-          <w:rFonts w:ascii="Times New Roman" w:cs="Times New Roman" w:eastAsia="Times New Roman" w:hAnsi="Times New Roman"/>
-          <w:b w:val="1"/>
-          <w:bCs w:val="1"/>
+      </w:r>
+    </w:p>
+    <w:p>
+      <w:pPr>
+        <w:pStyle w:val="normal1"/>
+        <w:spacing w:lineRule="auto" w:line="480"/>
+        <w:rPr>
+          <w:rFonts w:ascii="Times New Roman" w:hAnsi="Times New Roman" w:eastAsia="Times New Roman" w:cs="Times New Roman"/>
           <w:sz w:val="28"/>
           <w:szCs w:val="28"/>
-          <w:rtl w:val="0"/>
-        </w:rPr>
-        <w:t xml:space="preserve">Integrants: </w:t>
-      </w:r>
-      <w:r>
-        <w:rPr>
-          <w:rFonts w:ascii="Times New Roman" w:cs="Times New Roman" w:eastAsia="Times New Roman" w:hAnsi="Times New Roman"/>
+        </w:rPr>
+      </w:pPr>
+      <w:r>
+        <w:rPr>
+          <w:rFonts w:eastAsia="Times New Roman" w:cs="Times New Roman"/>
+          <w:b/>
+          <w:bCs/>
           <w:sz w:val="28"/>
           <w:szCs w:val="28"/>
-          <w:rtl w:val="0"/>
-        </w:rPr>
-        <w:t xml:space="preserve">Marc Verdugo Sória, Bruno Verdugo Sória, Otto Biel Ródenas, Marc Prats Torra, Joel Marcet Cruz, Sergi Arbós</w:t>
-      </w:r>
-    </w:p>
-    <w:p>
-      <w:pPr>
-        <w:spacing w:line="480" w:lineRule="auto"/>
-        <w:rPr>
-          <w:rFonts w:ascii="Times New Roman" w:cs="Times New Roman" w:eastAsia="Times New Roman" w:hAnsi="Times New Roman"/>
+        </w:rPr>
+        <w:t xml:space="preserve">Integrants: </w:t>
+      </w:r>
+      <w:r>
+        <w:rPr>
+          <w:rFonts w:eastAsia="Times New Roman" w:cs="Times New Roman"/>
           <w:sz w:val="28"/>
           <w:szCs w:val="28"/>
         </w:rPr>
-      </w:pPr>
-      <w:r>
-        <w:rPr>
-          <w:rFonts w:ascii="Times New Roman" w:cs="Times New Roman" w:eastAsia="Times New Roman" w:hAnsi="Times New Roman"/>
-          <w:b w:val="1"/>
-          <w:bCs w:val="1"/>
+        <w:t>Marc Verdugo Sória, Bruno Verdugo Sória, Otto Biel Ródenas, Marc Prats Torra, Joel Marcet Cruz, Sergi Arbós</w:t>
+      </w:r>
+    </w:p>
+    <w:p>
+      <w:pPr>
+        <w:pStyle w:val="normal1"/>
+        <w:spacing w:lineRule="auto" w:line="480"/>
+        <w:rPr>
+          <w:rFonts w:ascii="Times New Roman" w:hAnsi="Times New Roman" w:eastAsia="Times New Roman" w:cs="Times New Roman"/>
           <w:sz w:val="28"/>
           <w:szCs w:val="28"/>
-          <w:rtl w:val="0"/>
-        </w:rPr>
-        <w:t xml:space="preserve">Assignatura:</w:t>
-      </w:r>
-      <w:r>
-        <w:rPr>
-          <w:rFonts w:ascii="Times New Roman" w:cs="Times New Roman" w:eastAsia="Times New Roman" w:hAnsi="Times New Roman"/>
+        </w:rPr>
+      </w:pPr>
+      <w:r>
+        <w:rPr>
+          <w:rFonts w:eastAsia="Times New Roman" w:cs="Times New Roman"/>
+          <w:b/>
+          <w:bCs/>
           <w:sz w:val="28"/>
           <w:szCs w:val="28"/>
-          <w:rtl w:val="0"/>
-        </w:rPr>
-        <w:t xml:space="preserve"> Projecte Web</w:t>
-      </w:r>
-    </w:p>
-    <w:p>
-      <w:pPr>
-        <w:spacing w:line="480" w:lineRule="auto"/>
-        <w:rPr>
-          <w:rFonts w:ascii="Times New Roman" w:cs="Times New Roman" w:eastAsia="Times New Roman" w:hAnsi="Times New Roman"/>
+        </w:rPr>
+        <w:t>Assignatura:</w:t>
+      </w:r>
+      <w:r>
+        <w:rPr>
+          <w:rFonts w:eastAsia="Times New Roman" w:cs="Times New Roman"/>
           <w:sz w:val="28"/>
           <w:szCs w:val="28"/>
         </w:rPr>
-      </w:pPr>
-      <w:r>
-        <w:rPr>
-          <w:rFonts w:ascii="Times New Roman" w:cs="Times New Roman" w:eastAsia="Times New Roman" w:hAnsi="Times New Roman"/>
-          <w:b w:val="1"/>
-          <w:bCs w:val="1"/>
+        <w:t xml:space="preserve"> Projecte Web</w:t>
+      </w:r>
+    </w:p>
+    <w:p>
+      <w:pPr>
+        <w:pStyle w:val="normal1"/>
+        <w:spacing w:lineRule="auto" w:line="480"/>
+        <w:rPr>
+          <w:rFonts w:ascii="Times New Roman" w:hAnsi="Times New Roman" w:eastAsia="Times New Roman" w:cs="Times New Roman"/>
           <w:sz w:val="28"/>
           <w:szCs w:val="28"/>
-          <w:rtl w:val="0"/>
-        </w:rPr>
-        <w:t xml:space="preserve">Enginyeria Informàtica</w:t>
-      </w:r>
-      <w:r>
-        <w:rPr>
-          <w:rFonts w:ascii="Times New Roman" w:cs="Times New Roman" w:eastAsia="Times New Roman" w:hAnsi="Times New Roman"/>
+        </w:rPr>
+      </w:pPr>
+      <w:r>
+        <w:rPr>
+          <w:rFonts w:eastAsia="Times New Roman" w:cs="Times New Roman"/>
+          <w:b/>
+          <w:bCs/>
           <w:sz w:val="28"/>
           <w:szCs w:val="28"/>
-          <w:rtl w:val="0"/>
-        </w:rPr>
-        <w:t xml:space="preserve"> - 3r curs (2025/2026)  </w:t>
-      </w:r>
-    </w:p>
-    <w:p>
-      <w:pPr>
-        <w:spacing w:line="480" w:lineRule="auto"/>
-        <w:rPr>
-          <w:rFonts w:ascii="Times New Roman" w:cs="Times New Roman" w:eastAsia="Times New Roman" w:hAnsi="Times New Roman"/>
-          <w:b w:val="1"/>
-          <w:bCs w:val="1"/>
+        </w:rPr>
+        <w:t>Enginyeria Informàtica</w:t>
+      </w:r>
+      <w:r>
+        <w:rPr>
+          <w:rFonts w:eastAsia="Times New Roman" w:cs="Times New Roman"/>
           <w:sz w:val="28"/>
           <w:szCs w:val="28"/>
         </w:rPr>
-      </w:pPr>
-      <w:r>
-        <w:rPr>
-          <w:rFonts w:ascii="Times New Roman" w:cs="Times New Roman" w:eastAsia="Times New Roman" w:hAnsi="Times New Roman"/>
-          <w:b w:val="1"/>
-          <w:bCs w:val="1"/>
+        <w:t xml:space="preserve"> - 3r curs (2025/2026)  </w:t>
+      </w:r>
+    </w:p>
+    <w:p>
+      <w:pPr>
+        <w:pStyle w:val="normal1"/>
+        <w:spacing w:lineRule="auto" w:line="480"/>
+        <w:rPr>
+          <w:rFonts w:ascii="Times New Roman" w:hAnsi="Times New Roman" w:eastAsia="Times New Roman" w:cs="Times New Roman"/>
+          <w:b/>
+          <w:bCs/>
           <w:sz w:val="28"/>
           <w:szCs w:val="28"/>
-          <w:rtl w:val="0"/>
-        </w:rPr>
-        <w:t xml:space="preserve">Temàtica i descripci</w:t>
-      </w:r>
-      <w:r>
-        <w:rPr>
-          <w:b w:val="1"/>
-          <w:bCs w:val="1"/>
+        </w:rPr>
+      </w:pPr>
+      <w:r>
+        <w:rPr>
+          <w:rFonts w:eastAsia="Times New Roman" w:cs="Times New Roman"/>
+          <w:b/>
+          <w:bCs/>
           <w:sz w:val="28"/>
           <w:szCs w:val="28"/>
-          <w:rtl w:val="0"/>
-        </w:rPr>
-        <w:t xml:space="preserve">ó </w:t>
-      </w:r>
-      <w:r>
-        <w:rPr>
-          <w:rFonts w:ascii="Times New Roman" w:cs="Times New Roman" w:eastAsia="Times New Roman" w:hAnsi="Times New Roman"/>
-          <w:b w:val="1"/>
-          <w:bCs w:val="1"/>
+        </w:rPr>
+        <w:t>Temàtica i descripci</w:t>
+      </w:r>
+      <w:r>
+        <w:rPr>
+          <w:b/>
+          <w:bCs/>
           <w:sz w:val="28"/>
           <w:szCs w:val="28"/>
-          <w:rtl w:val="0"/>
-        </w:rPr>
-        <w:t xml:space="preserve">del projecte</w:t>
-      </w:r>
-    </w:p>
-    <w:p>
-      <w:pPr>
-        <w:spacing w:after="240" w:lineRule="auto"/>
-        <w:rPr/>
-      </w:pPr>
-      <w:r>
-        <w:rPr>
-          <w:rtl w:val="0"/>
-        </w:rPr>
-        <w:t xml:space="preserve">El projecte té com a objectiu</w:t>
-      </w:r>
-      <w:r>
-        <w:rPr>
-          <w:b w:val="1"/>
-          <w:bCs w:val="1"/>
-          <w:rtl w:val="0"/>
+        </w:rPr>
+        <w:t xml:space="preserve">ó </w:t>
+      </w:r>
+      <w:r>
+        <w:rPr>
+          <w:rFonts w:eastAsia="Times New Roman" w:cs="Times New Roman"/>
+          <w:b/>
+          <w:bCs/>
+          <w:sz w:val="28"/>
+          <w:szCs w:val="28"/>
+        </w:rPr>
+        <w:t>del projecte</w:t>
+      </w:r>
+    </w:p>
+    <w:p>
+      <w:pPr>
+        <w:pStyle w:val="normal1"/>
+        <w:spacing w:lineRule="auto" w:line="240" w:before="0" w:after="240"/>
+        <w:rPr/>
+      </w:pPr>
+      <w:r>
+        <w:rPr/>
+        <w:t>El projecte té com a objectiu</w:t>
+      </w:r>
+      <w:r>
+        <w:rPr>
+          <w:b/>
+          <w:bCs/>
         </w:rPr>
         <w:t xml:space="preserve"> </w:t>
       </w:r>
       <w:r>
-        <w:rPr>
-          <w:rtl w:val="0"/>
-        </w:rPr>
-        <w:t xml:space="preserve">ser una plataforma web dissenyada per centralitzar i comparar les ofertes de videojocs en format digital de les principals botigues del sector (Steam, Epic Games, GOG, Humble Store…).</w:t>
-      </w:r>
-    </w:p>
-    <w:p>
-      <w:pPr>
-        <w:spacing w:after="240" w:lineRule="auto"/>
-        <w:rPr/>
-      </w:pPr>
-      <w:r>
-        <w:rPr>
-          <w:rtl w:val="0"/>
-        </w:rPr>
-        <w:t xml:space="preserve">La utilitat principal del projecte és estalviar temps i diners a l'usuari mitjançant:</w:t>
-      </w:r>
-    </w:p>
-    <w:p>
-      <w:pPr>
+        <w:rPr/>
+        <w:t>ser una plataforma web dissenyada per centralitzar i comparar les ofertes de videojocs en format digital de les principals botigues del sector (Steam, Epic Games, GOG, Humble Store…).</w:t>
+      </w:r>
+    </w:p>
+    <w:p>
+      <w:pPr>
+        <w:pStyle w:val="normal1"/>
+        <w:spacing w:lineRule="auto" w:line="240" w:before="0" w:after="240"/>
+        <w:rPr/>
+      </w:pPr>
+      <w:r>
+        <w:rPr/>
+        <w:t>La utilitat principal del projecte és estalviar temps i diners a l'usuari mitjançant:</w:t>
+      </w:r>
+    </w:p>
+    <w:p>
+      <w:pPr>
+        <w:pStyle w:val="normal1"/>
         <w:numPr>
           <w:ilvl w:val="0"/>
           <w:numId w:val="2"/>
         </w:numPr>
-        <w:spacing w:after="0" w:afterAutospacing="0" w:before="240" w:lineRule="auto"/>
-        <w:ind w:left="720" w:hanging="360"/>
+        <w:spacing w:lineRule="auto" w:line="240" w:before="240" w:afterAutospacing="0" w:after="0"/>
+        <w:ind w:hanging="360" w:left="720"/>
         <w:rPr>
           <w:u w:val="none"/>
         </w:rPr>
       </w:pPr>
       <w:r>
-        <w:rPr>
-          <w:rtl w:val="0"/>
-        </w:rPr>
-        <w:t xml:space="preserve">Cercador centralitzat: Un únic punt per consultar el preu d'un joc a totes les botigues.</w:t>
-      </w:r>
-    </w:p>
-    <w:p>
-      <w:pPr>
+        <w:rPr/>
+        <w:t>Cercador centralitzat: Un únic punt per consultar el preu d'un joc a totes les botigues.</w:t>
+      </w:r>
+    </w:p>
+    <w:p>
+      <w:pPr>
+        <w:pStyle w:val="normal1"/>
         <w:numPr>
           <w:ilvl w:val="0"/>
           <w:numId w:val="2"/>
         </w:numPr>
-        <w:spacing w:after="0" w:afterAutospacing="0" w:before="0" w:beforeAutospacing="0" w:lineRule="auto"/>
-        <w:ind w:left="720" w:hanging="360"/>
+        <w:spacing w:lineRule="auto" w:line="240" w:beforeAutospacing="0" w:before="0" w:afterAutospacing="0" w:after="0"/>
+        <w:ind w:hanging="360" w:left="720"/>
         <w:rPr>
           <w:u w:val="none"/>
         </w:rPr>
       </w:pPr>
       <w:r>
         <w:rPr>
-          <w:i w:val="1"/>
-          <w:iCs w:val="1"/>
-          <w:rtl w:val="0"/>
-        </w:rPr>
-        <w:t xml:space="preserve">wishlist</w:t>
-      </w:r>
-      <w:r>
-        <w:rPr>
-          <w:rtl w:val="0"/>
-        </w:rPr>
-        <w:t xml:space="preserve">: L'usuari pot marcar jocs com a favorits i definir un preu objectiu. L'aplicació monitoritza les ofertes i avisarà l'usuari quan el joc assoleixi el preu desitjat.</w:t>
-      </w:r>
-    </w:p>
-    <w:p>
-      <w:pPr>
+          <w:i/>
+          <w:iCs/>
+        </w:rPr>
+        <w:t>wishlist</w:t>
+      </w:r>
+      <w:r>
+        <w:rPr/>
+        <w:t>: L'usuari pot marcar jocs com a favorits i definir un preu objectiu. L'aplicació monitoritza les ofertes i avisarà l'usuari quan el joc assoleixi el preu desitjat.</w:t>
+      </w:r>
+    </w:p>
+    <w:p>
+      <w:pPr>
+        <w:pStyle w:val="normal1"/>
         <w:numPr>
           <w:ilvl w:val="0"/>
           <w:numId w:val="2"/>
         </w:numPr>
-        <w:spacing w:after="240" w:before="0" w:beforeAutospacing="0" w:lineRule="auto"/>
-        <w:ind w:left="720" w:hanging="360"/>
+        <w:spacing w:lineRule="auto" w:line="240" w:beforeAutospacing="0" w:before="0" w:after="240"/>
+        <w:ind w:hanging="360" w:left="720"/>
         <w:rPr>
           <w:u w:val="none"/>
         </w:rPr>
       </w:pPr>
       <w:r>
-        <w:rPr>
-          <w:rtl w:val="0"/>
-        </w:rPr>
-        <w:t xml:space="preserve">Nous descobriments: Llistats basats en la relació qualitat-preu (utilitzant les valoracions dels jocs (</w:t>
-      </w:r>
-      <w:r>
-        <w:rPr>
-          <w:i w:val="1"/>
-          <w:iCs w:val="1"/>
-          <w:rtl w:val="0"/>
-        </w:rPr>
-        <w:t xml:space="preserve">Metacritic</w:t>
-      </w:r>
-      <w:r>
-        <w:rPr>
-          <w:rtl w:val="0"/>
-        </w:rPr>
-        <w:t xml:space="preserve">) i els descomptes actuals).</w:t>
-      </w:r>
-    </w:p>
-    <w:p>
-      <w:pPr>
-        <w:spacing w:after="240" w:before="240" w:lineRule="auto"/>
-        <w:rPr>
-          <w:b w:val="1"/>
-          <w:bCs w:val="1"/>
+        <w:rPr/>
+        <w:t>Nous descobriments: Llistats basats en la relació qualitat-preu (utilitzant les valoracions dels jocs (</w:t>
+      </w:r>
+      <w:r>
+        <w:rPr>
+          <w:i/>
+          <w:iCs/>
+        </w:rPr>
+        <w:t>Metacritic</w:t>
+      </w:r>
+      <w:r>
+        <w:rPr/>
+        <w:t>) i els descomptes actuals).</w:t>
+      </w:r>
+    </w:p>
+    <w:p>
+      <w:pPr>
+        <w:pStyle w:val="normal1"/>
+        <w:spacing w:lineRule="auto" w:line="240" w:before="240" w:after="240"/>
+        <w:rPr>
+          <w:b/>
+          <w:bCs/>
           <w:sz w:val="28"/>
           <w:szCs w:val="28"/>
         </w:rPr>
       </w:pPr>
       <w:r>
         <w:rPr>
-          <w:b w:val="1"/>
-          <w:bCs w:val="1"/>
+          <w:b/>
+          <w:bCs/>
           <w:sz w:val="28"/>
           <w:szCs w:val="28"/>
-          <w:rtl w:val="0"/>
-        </w:rPr>
-        <w:t xml:space="preserve">Model de dades</w:t>
-      </w:r>
-    </w:p>
-    <w:p>
-      <w:pPr>
-        <w:spacing w:after="240" w:before="240" w:lineRule="auto"/>
-        <w:rPr/>
-      </w:pPr>
-      <w:r>
-        <w:rPr>
-          <w:rtl w:val="0"/>
-        </w:rPr>
-        <w:t xml:space="preserve">Seguint els requisits establerts, de la idea de projecte podem extreure un model amb 5 entitats principals i 4 relacions</w:t>
-      </w:r>
-      <w:r>
-        <w:rPr>
-          <w:i w:val="1"/>
-          <w:iCs w:val="1"/>
-          <w:rtl w:val="0"/>
+        </w:rPr>
+        <w:t>Model de dades</w:t>
+      </w:r>
+    </w:p>
+    <w:p>
+      <w:pPr>
+        <w:pStyle w:val="normal1"/>
+        <w:spacing w:lineRule="auto" w:line="240" w:before="240" w:after="240"/>
+        <w:rPr/>
+      </w:pPr>
+      <w:r>
+        <w:rPr/>
+        <w:t>Seguint els requisits establerts, de la idea de projecte podem extreure un model amb 5 entitats principals i 4 relacions</w:t>
+      </w:r>
+      <w:r>
+        <w:rPr>
+          <w:i/>
+          <w:iCs/>
         </w:rPr>
         <w:t xml:space="preserve"> N-M</w:t>
       </w:r>
       <w:r>
-        <w:rPr>
-          <w:rtl w:val="0"/>
-        </w:rPr>
-        <w:t xml:space="preserve">.</w:t>
-      </w:r>
-    </w:p>
-    <w:p>
-      <w:pPr>
-        <w:spacing w:after="240" w:before="240" w:lineRule="auto"/>
-        <w:rPr>
-          <w:b w:val="1"/>
-          <w:bCs w:val="1"/>
-        </w:rPr>
-      </w:pPr>
-      <w:r>
-        <w:rPr>
-          <w:b w:val="1"/>
-          <w:bCs w:val="1"/>
-          <w:rtl w:val="0"/>
-        </w:rPr>
-        <w:t xml:space="preserve">Entitats i atributs</w:t>
-      </w:r>
-    </w:p>
-    <w:p>
-      <w:pPr>
+        <w:rPr/>
+        <w:t>.</w:t>
+      </w:r>
+    </w:p>
+    <w:p>
+      <w:pPr>
+        <w:pStyle w:val="normal1"/>
+        <w:spacing w:lineRule="auto" w:line="240" w:before="240" w:after="240"/>
+        <w:rPr>
+          <w:b/>
+          <w:bCs/>
+        </w:rPr>
+      </w:pPr>
+      <w:r>
+        <w:rPr>
+          <w:b/>
+          <w:bCs/>
+        </w:rPr>
+        <w:t>Entitats i atributs</w:t>
+      </w:r>
+    </w:p>
+    <w:p>
+      <w:pPr>
+        <w:pStyle w:val="normal1"/>
         <w:numPr>
           <w:ilvl w:val="0"/>
           <w:numId w:val="1"/>
         </w:numPr>
-        <w:spacing w:after="0" w:afterAutospacing="0" w:before="240" w:lineRule="auto"/>
-        <w:ind w:left="720" w:hanging="360"/>
+        <w:spacing w:lineRule="auto" w:line="240" w:before="240" w:afterAutospacing="0" w:after="0"/>
+        <w:ind w:hanging="360" w:left="720"/>
         <w:rPr>
           <w:u w:val="none"/>
         </w:rPr>
       </w:pPr>
       <w:r>
         <w:rPr>
-          <w:b w:val="1"/>
-          <w:bCs w:val="1"/>
-          <w:rtl w:val="0"/>
-        </w:rPr>
-        <w:t xml:space="preserve">Joc</w:t>
-      </w:r>
-      <w:r>
-        <w:rPr>
-          <w:rtl w:val="0"/>
-        </w:rPr>
+          <w:b/>
+          <w:bCs/>
+        </w:rPr>
+        <w:t>Joc</w:t>
+      </w:r>
+      <w:r>
+        <w:rPr/>
         <w:t xml:space="preserve"> (localID, apiID, títol, caràtula (imatge), valoració, data de llançament)</w:t>
       </w:r>
     </w:p>
     <w:p>
       <w:pPr>
+        <w:pStyle w:val="normal1"/>
         <w:numPr>
           <w:ilvl w:val="0"/>
           <w:numId w:val="1"/>
         </w:numPr>
-        <w:spacing w:after="0" w:afterAutospacing="0" w:before="0" w:beforeAutospacing="0" w:lineRule="auto"/>
-        <w:ind w:left="720" w:hanging="360"/>
+        <w:spacing w:lineRule="auto" w:line="240" w:beforeAutospacing="0" w:before="0" w:afterAutospacing="0" w:after="0"/>
+        <w:ind w:hanging="360" w:left="720"/>
         <w:rPr>
           <w:u w:val="none"/>
         </w:rPr>
       </w:pPr>
       <w:r>
         <w:rPr>
-          <w:b w:val="1"/>
-          <w:bCs w:val="1"/>
-          <w:rtl w:val="0"/>
-        </w:rPr>
-        <w:t xml:space="preserve">Botiga</w:t>
-      </w:r>
-      <w:r>
-        <w:rPr>
-          <w:rtl w:val="0"/>
-        </w:rPr>
+          <w:b/>
+          <w:bCs/>
+        </w:rPr>
+        <w:t>Botiga</w:t>
+      </w:r>
+      <w:r>
+        <w:rPr/>
         <w:t xml:space="preserve"> (localID, apiID, nom botiga, logotip, estat del servei)</w:t>
       </w:r>
     </w:p>
     <w:p>
       <w:pPr>
+        <w:pStyle w:val="normal1"/>
         <w:numPr>
           <w:ilvl w:val="0"/>
           <w:numId w:val="1"/>
         </w:numPr>
-        <w:spacing w:after="0" w:afterAutospacing="0" w:before="0" w:beforeAutospacing="0" w:lineRule="auto"/>
-        <w:ind w:left="720" w:hanging="360"/>
+        <w:spacing w:lineRule="auto" w:line="240" w:beforeAutospacing="0" w:before="0" w:afterAutospacing="0" w:after="0"/>
+        <w:ind w:hanging="360" w:left="720"/>
         <w:rPr>
           <w:u w:val="none"/>
         </w:rPr>
       </w:pPr>
       <w:r>
         <w:rPr>
-          <w:b w:val="1"/>
-          <w:bCs w:val="1"/>
-          <w:rtl w:val="0"/>
-        </w:rPr>
-        <w:t xml:space="preserve">Gènere</w:t>
-      </w:r>
-      <w:r>
-        <w:rPr>
-          <w:rtl w:val="0"/>
-        </w:rPr>
+          <w:b/>
+          <w:bCs/>
+        </w:rPr>
+        <w:t>Gènere</w:t>
+      </w:r>
+      <w:r>
+        <w:rPr/>
         <w:t xml:space="preserve"> (ID, nom)</w:t>
         <w:tab/>
         <w:t xml:space="preserve">// </w:t>
       </w:r>
       <w:r>
         <w:rPr>
-          <w:i w:val="1"/>
-          <w:iCs w:val="1"/>
-          <w:rtl w:val="0"/>
-        </w:rPr>
-        <w:t xml:space="preserve">Acció, Shooter, Arcade…</w:t>
-      </w:r>
-    </w:p>
-    <w:p>
-      <w:pPr>
+          <w:i/>
+          <w:iCs/>
+        </w:rPr>
+        <w:t>Acció, Shooter, Arcade…</w:t>
+      </w:r>
+    </w:p>
+    <w:p>
+      <w:pPr>
+        <w:pStyle w:val="normal1"/>
         <w:numPr>
           <w:ilvl w:val="0"/>
           <w:numId w:val="1"/>
         </w:numPr>
-        <w:spacing w:after="0" w:afterAutospacing="0" w:before="0" w:beforeAutospacing="0" w:lineRule="auto"/>
-        <w:ind w:left="720" w:hanging="360"/>
+        <w:spacing w:lineRule="auto" w:line="240" w:beforeAutospacing="0" w:before="0" w:afterAutospacing="0" w:after="0"/>
+        <w:ind w:hanging="360" w:left="720"/>
         <w:rPr>
           <w:u w:val="none"/>
         </w:rPr>
       </w:pPr>
       <w:r>
         <w:rPr>
-          <w:b w:val="1"/>
-          <w:bCs w:val="1"/>
-          <w:rtl w:val="0"/>
-        </w:rPr>
-        <w:t xml:space="preserve">Usuari</w:t>
-      </w:r>
-      <w:r>
-        <w:rPr>
-          <w:rtl w:val="0"/>
-        </w:rPr>
+          <w:b/>
+          <w:bCs/>
+        </w:rPr>
+        <w:t>Usuari</w:t>
+      </w:r>
+      <w:r>
+        <w:rPr/>
         <w:t xml:space="preserve"> (ID, username, email, password)</w:t>
       </w:r>
     </w:p>
     <w:p>
       <w:pPr>
+        <w:pStyle w:val="normal1"/>
         <w:numPr>
           <w:ilvl w:val="0"/>
           <w:numId w:val="1"/>
         </w:numPr>
-        <w:spacing w:after="240" w:before="0" w:beforeAutospacing="0" w:lineRule="auto"/>
-        <w:ind w:left="720" w:hanging="360"/>
+        <w:spacing w:lineRule="auto" w:line="240" w:beforeAutospacing="0" w:before="0" w:after="240"/>
+        <w:ind w:hanging="360" w:left="720"/>
         <w:rPr>
           <w:u w:val="none"/>
         </w:rPr>
       </w:pPr>
       <w:r>
         <w:rPr>
-          <w:b w:val="1"/>
-          <w:bCs w:val="1"/>
-          <w:rtl w:val="0"/>
-        </w:rPr>
-        <w:t xml:space="preserve">Plataforma</w:t>
-      </w:r>
-      <w:r>
-        <w:rPr>
-          <w:rtl w:val="0"/>
-        </w:rPr>
+          <w:b/>
+          <w:bCs/>
+        </w:rPr>
+        <w:t>Plataforma</w:t>
+      </w:r>
+      <w:r>
+        <w:rPr/>
         <w:t xml:space="preserve"> (ID, nom)</w:t>
       </w:r>
     </w:p>
     <w:p>
       <w:pPr>
-        <w:spacing w:after="240" w:before="240" w:lineRule="auto"/>
-        <w:rPr/>
-      </w:pPr>
-      <w:r>
-        <w:rPr>
-          <w:rtl w:val="0"/>
-        </w:rPr>
-      </w:r>
-    </w:p>
-    <w:p>
-      <w:pPr>
-        <w:spacing w:after="240" w:before="240" w:lineRule="auto"/>
-        <w:rPr>
-          <w:b w:val="1"/>
-          <w:bCs w:val="1"/>
-        </w:rPr>
-      </w:pPr>
-      <w:r>
-        <w:rPr>
-          <w:b w:val="1"/>
-          <w:bCs w:val="1"/>
-          <w:rtl w:val="0"/>
-        </w:rPr>
-        <w:t xml:space="preserve">Relacions N-M</w:t>
-      </w:r>
-    </w:p>
-    <w:p>
-      <w:pPr>
+        <w:pStyle w:val="normal1"/>
+        <w:spacing w:lineRule="auto" w:line="240" w:before="240" w:after="240"/>
+        <w:rPr/>
+      </w:pPr>
+      <w:r>
+        <w:rPr/>
+      </w:r>
+    </w:p>
+    <w:p>
+      <w:pPr>
+        <w:pStyle w:val="normal1"/>
+        <w:spacing w:lineRule="auto" w:line="240" w:before="240" w:after="240"/>
+        <w:rPr>
+          <w:b/>
+          <w:bCs/>
+        </w:rPr>
+      </w:pPr>
+      <w:r>
+        <w:rPr>
+          <w:b/>
+          <w:bCs/>
+        </w:rPr>
+        <w:t>Relacions N-M</w:t>
+      </w:r>
+    </w:p>
+    <w:p>
+      <w:pPr>
+        <w:pStyle w:val="normal1"/>
         <w:numPr>
           <w:ilvl w:val="0"/>
           <w:numId w:val="5"/>
         </w:numPr>
-        <w:spacing w:after="240" w:before="240" w:lineRule="auto"/>
-        <w:ind w:left="720" w:hanging="360"/>
-        <w:rPr>
-          <w:b w:val="1"/>
-          <w:bCs w:val="1"/>
+        <w:spacing w:lineRule="auto" w:line="240" w:before="240" w:after="240"/>
+        <w:ind w:hanging="360" w:left="720"/>
+        <w:rPr>
+          <w:b/>
+          <w:bCs/>
           <w:u w:val="none"/>
         </w:rPr>
       </w:pPr>
       <w:r>
         <w:rPr>
-          <w:b w:val="1"/>
-          <w:bCs w:val="1"/>
-          <w:rtl w:val="0"/>
+          <w:b/>
+          <w:bCs/>
         </w:rPr>
         <w:t xml:space="preserve">Disponibilitat (Joc &lt;&gt; Botiga) </w:t>
       </w:r>
     </w:p>
     <w:p>
       <w:pPr>
-        <w:spacing w:after="240" w:before="240" w:lineRule="auto"/>
-        <w:ind w:left="0" w:firstLine="720"/>
-        <w:rPr/>
-      </w:pPr>
-      <w:r>
-        <w:rPr>
-          <w:b w:val="1"/>
-          <w:bCs w:val="1"/>
-          <w:rtl w:val="0"/>
-        </w:rPr>
-        <w:t xml:space="preserve">Lògica</w:t>
-      </w:r>
-      <w:r>
-        <w:rPr>
-          <w:rtl w:val="0"/>
-        </w:rPr>
+        <w:pStyle w:val="normal1"/>
+        <w:spacing w:lineRule="auto" w:line="240" w:before="240" w:after="240"/>
+        <w:ind w:firstLine="720" w:left="0"/>
+        <w:rPr/>
+      </w:pPr>
+      <w:r>
+        <w:rPr>
+          <w:b/>
+          <w:bCs/>
+        </w:rPr>
+        <w:t>Lògica</w:t>
+      </w:r>
+      <w:r>
+        <w:rPr/>
         <w:t xml:space="preserve">: Un joc es ven a moltes botigues i una botiga ven molts jocs. </w:t>
       </w:r>
     </w:p>
     <w:p>
       <w:pPr>
-        <w:spacing w:after="240" w:before="240" w:lineRule="auto"/>
-        <w:ind w:left="0" w:firstLine="720"/>
-        <w:rPr/>
-      </w:pPr>
-      <w:r>
-        <w:rPr>
-          <w:b w:val="1"/>
-          <w:bCs w:val="1"/>
-          <w:rtl w:val="0"/>
-        </w:rPr>
-        <w:t xml:space="preserve">Dades de la relació</w:t>
-      </w:r>
-      <w:r>
-        <w:rPr>
-          <w:rtl w:val="0"/>
-        </w:rPr>
-        <w:t xml:space="preserve">: Preu actual, preu mínim històric i enllaç a la oferta.</w:t>
-      </w:r>
-    </w:p>
-    <w:p>
-      <w:pPr>
+        <w:pStyle w:val="normal1"/>
+        <w:spacing w:lineRule="auto" w:line="240" w:before="240" w:after="240"/>
+        <w:ind w:firstLine="720" w:left="0"/>
+        <w:rPr/>
+      </w:pPr>
+      <w:r>
+        <w:rPr>
+          <w:b/>
+          <w:bCs/>
+        </w:rPr>
+        <w:t>Dades de la relació</w:t>
+      </w:r>
+      <w:r>
+        <w:rPr/>
+        <w:t>: Preu actual, preu mínim històric i enllaç a la oferta.</w:t>
+      </w:r>
+    </w:p>
+    <w:p>
+      <w:pPr>
+        <w:pStyle w:val="normal1"/>
         <w:numPr>
           <w:ilvl w:val="0"/>
           <w:numId w:val="3"/>
         </w:numPr>
-        <w:spacing w:after="240" w:before="240" w:lineRule="auto"/>
-        <w:ind w:left="720" w:hanging="360"/>
-        <w:rPr/>
-      </w:pPr>
-      <w:r>
-        <w:rPr>
-          <w:b w:val="1"/>
-          <w:bCs w:val="1"/>
-          <w:rtl w:val="0"/>
-        </w:rPr>
-        <w:t xml:space="preserve">Categorització (Joc &lt;&gt; Gènere)</w:t>
-      </w:r>
-    </w:p>
-    <w:p>
-      <w:pPr>
-        <w:spacing w:after="240" w:before="240" w:lineRule="auto"/>
-        <w:ind w:left="720" w:firstLine="0"/>
-        <w:rPr/>
-      </w:pPr>
-      <w:r>
-        <w:rPr>
-          <w:b w:val="1"/>
-          <w:bCs w:val="1"/>
-          <w:rtl w:val="0"/>
-        </w:rPr>
-        <w:t xml:space="preserve">Lògica</w:t>
-      </w:r>
-      <w:r>
-        <w:rPr>
-          <w:rtl w:val="0"/>
-        </w:rPr>
-        <w:t xml:space="preserve">: Un joc pot ser de varis gèneres i un gènere pot englobar molts jocs.</w:t>
-      </w:r>
-    </w:p>
-    <w:p>
-      <w:pPr>
-        <w:spacing w:after="240" w:before="240" w:lineRule="auto"/>
-        <w:ind w:left="720" w:firstLine="0"/>
-        <w:rPr/>
-      </w:pPr>
-      <w:r>
-        <w:rPr>
-          <w:b w:val="1"/>
-          <w:bCs w:val="1"/>
-          <w:rtl w:val="0"/>
-        </w:rPr>
-        <w:t xml:space="preserve">Dades de la relació</w:t>
-      </w:r>
-      <w:r>
-        <w:rPr>
-          <w:rtl w:val="0"/>
-        </w:rPr>
-        <w:t xml:space="preserve">: Cap dada extra, permet filtratge per tipus de joc</w:t>
-      </w:r>
-    </w:p>
-    <w:p>
-      <w:pPr>
+        <w:spacing w:lineRule="auto" w:line="240" w:before="240" w:after="240"/>
+        <w:ind w:hanging="360" w:left="720"/>
+        <w:rPr/>
+      </w:pPr>
+      <w:r>
+        <w:rPr>
+          <w:b/>
+          <w:bCs/>
+        </w:rPr>
+        <w:t>Categorització (Joc &lt;&gt; Gènere)</w:t>
+      </w:r>
+    </w:p>
+    <w:p>
+      <w:pPr>
+        <w:pStyle w:val="normal1"/>
+        <w:spacing w:lineRule="auto" w:line="240" w:before="240" w:after="240"/>
+        <w:ind w:hanging="0" w:left="720"/>
+        <w:rPr/>
+      </w:pPr>
+      <w:r>
+        <w:rPr>
+          <w:b/>
+          <w:bCs/>
+        </w:rPr>
+        <w:t>Lògica</w:t>
+      </w:r>
+      <w:r>
+        <w:rPr/>
+        <w:t>: Un joc pot ser de varis gèneres i un gènere pot englobar molts jocs.</w:t>
+      </w:r>
+    </w:p>
+    <w:p>
+      <w:pPr>
+        <w:pStyle w:val="normal1"/>
+        <w:spacing w:lineRule="auto" w:line="240" w:before="240" w:after="240"/>
+        <w:ind w:hanging="0" w:left="720"/>
+        <w:rPr/>
+      </w:pPr>
+      <w:r>
+        <w:rPr>
+          <w:b/>
+          <w:bCs/>
+        </w:rPr>
+        <w:t>Dades de la relació</w:t>
+      </w:r>
+      <w:r>
+        <w:rPr/>
+        <w:t>: Cap dada extra, permet filtratge per tipus de joc</w:t>
+      </w:r>
+    </w:p>
+    <w:p>
+      <w:pPr>
+        <w:pStyle w:val="normal1"/>
         <w:numPr>
           <w:ilvl w:val="0"/>
           <w:numId w:val="4"/>
         </w:numPr>
-        <w:spacing w:after="240" w:before="240" w:lineRule="auto"/>
-        <w:ind w:left="720" w:hanging="360"/>
-        <w:rPr/>
-      </w:pPr>
-      <w:r>
-        <w:rPr>
-          <w:b w:val="1"/>
-          <w:bCs w:val="1"/>
-          <w:rtl w:val="0"/>
-        </w:rPr>
-        <w:t xml:space="preserve">Wishlist (Usuari &lt;&gt; Joc)</w:t>
-      </w:r>
-    </w:p>
-    <w:p>
-      <w:pPr>
-        <w:spacing w:after="240" w:before="240" w:lineRule="auto"/>
-        <w:ind w:left="720" w:firstLine="0"/>
-        <w:rPr/>
-      </w:pPr>
-      <w:r>
-        <w:rPr>
-          <w:b w:val="1"/>
-          <w:bCs w:val="1"/>
-          <w:rtl w:val="0"/>
-        </w:rPr>
-        <w:t xml:space="preserve">Lògica</w:t>
-      </w:r>
-      <w:r>
-        <w:rPr>
-          <w:rtl w:val="0"/>
-        </w:rPr>
-        <w:t xml:space="preserve">: Un usuari segueix molts jocs i un joc és seguit per molts usuaris</w:t>
-      </w:r>
-    </w:p>
-    <w:p>
-      <w:pPr>
-        <w:spacing w:after="240" w:before="240" w:lineRule="auto"/>
-        <w:ind w:left="720" w:firstLine="0"/>
-        <w:rPr/>
-      </w:pPr>
-      <w:r>
-        <w:rPr>
-          <w:b w:val="1"/>
-          <w:bCs w:val="1"/>
-          <w:rtl w:val="0"/>
-        </w:rPr>
-        <w:t xml:space="preserve">Dades de la relació</w:t>
-      </w:r>
-      <w:r>
-        <w:rPr>
-          <w:rtl w:val="0"/>
-        </w:rPr>
+        <w:spacing w:lineRule="auto" w:line="240" w:before="240" w:after="240"/>
+        <w:ind w:hanging="360" w:left="720"/>
+        <w:rPr/>
+      </w:pPr>
+      <w:r>
+        <w:rPr>
+          <w:b/>
+          <w:bCs/>
+        </w:rPr>
+        <w:t>Wishlist (Usuari &lt;&gt; Joc)</w:t>
+      </w:r>
+    </w:p>
+    <w:p>
+      <w:pPr>
+        <w:pStyle w:val="normal1"/>
+        <w:spacing w:lineRule="auto" w:line="240" w:before="240" w:after="240"/>
+        <w:ind w:hanging="0" w:left="720"/>
+        <w:rPr/>
+      </w:pPr>
+      <w:r>
+        <w:rPr>
+          <w:b/>
+          <w:bCs/>
+        </w:rPr>
+        <w:t>Lògica</w:t>
+      </w:r>
+      <w:r>
+        <w:rPr/>
+        <w:t>: Un usuari segueix molts jocs i un joc és seguit per molts usuaris</w:t>
+      </w:r>
+    </w:p>
+    <w:p>
+      <w:pPr>
+        <w:pStyle w:val="normal1"/>
+        <w:spacing w:lineRule="auto" w:line="240" w:before="240" w:after="240"/>
+        <w:ind w:hanging="0" w:left="720"/>
+        <w:rPr/>
+      </w:pPr>
+      <w:r>
+        <w:rPr>
+          <w:b/>
+          <w:bCs/>
+        </w:rPr>
+        <w:t>Dades de la relació</w:t>
+      </w:r>
+      <w:r>
+        <w:rPr/>
         <w:t xml:space="preserve">: Preu objectiu definit per l’usuari </w:t>
       </w:r>
     </w:p>
     <w:p>
       <w:pPr>
+        <w:pStyle w:val="normal1"/>
         <w:numPr>
           <w:ilvl w:val="0"/>
           <w:numId w:val="6"/>
         </w:numPr>
-        <w:spacing w:after="240" w:before="240" w:lineRule="auto"/>
-        <w:ind w:left="720" w:hanging="360"/>
-        <w:rPr/>
-      </w:pPr>
-      <w:r>
-        <w:rPr>
-          <w:b w:val="1"/>
-          <w:bCs w:val="1"/>
-          <w:rtl w:val="0"/>
-        </w:rPr>
-        <w:t xml:space="preserve">Compatibilitat (Joc &lt;&gt; Plataforma)</w:t>
-      </w:r>
-    </w:p>
-    <w:p>
-      <w:pPr>
-        <w:spacing w:after="240" w:before="240" w:lineRule="auto"/>
-        <w:ind w:left="720" w:firstLine="0"/>
-        <w:rPr/>
-      </w:pPr>
-      <w:r>
-        <w:rPr>
-          <w:b w:val="1"/>
-          <w:bCs w:val="1"/>
-          <w:rtl w:val="0"/>
-        </w:rPr>
-        <w:t xml:space="preserve">Lògica</w:t>
-      </w:r>
-      <w:r>
-        <w:rPr>
-          <w:rtl w:val="0"/>
-        </w:rPr>
-        <w:t xml:space="preserve">: Un mateix títol pot estar disponible per a diverses plataformes i una plataforma té molts jocs.</w:t>
-      </w:r>
-    </w:p>
-    <w:p>
-      <w:pPr>
-        <w:spacing w:after="240" w:before="240" w:lineRule="auto"/>
-        <w:ind w:left="720" w:firstLine="0"/>
-        <w:rPr/>
-      </w:pPr>
-      <w:r>
-        <w:rPr>
-          <w:b w:val="1"/>
-          <w:bCs w:val="1"/>
-          <w:rtl w:val="0"/>
+        <w:spacing w:lineRule="auto" w:line="240" w:before="240" w:after="240"/>
+        <w:ind w:hanging="360" w:left="720"/>
+        <w:rPr/>
+      </w:pPr>
+      <w:r>
+        <w:rPr>
+          <w:b/>
+          <w:bCs/>
+        </w:rPr>
+        <w:t>Compatibilitat (Joc &lt;&gt; Plataforma)</w:t>
+      </w:r>
+    </w:p>
+    <w:p>
+      <w:pPr>
+        <w:pStyle w:val="normal1"/>
+        <w:spacing w:lineRule="auto" w:line="240" w:before="240" w:after="240"/>
+        <w:ind w:hanging="0" w:left="720"/>
+        <w:rPr/>
+      </w:pPr>
+      <w:r>
+        <w:rPr>
+          <w:b/>
+          <w:bCs/>
+        </w:rPr>
+        <w:t>Lògica</w:t>
+      </w:r>
+      <w:r>
+        <w:rPr/>
+        <w:t>: Un mateix títol pot estar disponible per a diverses plataformes i una plataforma té molts jocs.</w:t>
+      </w:r>
+    </w:p>
+    <w:p>
+      <w:pPr>
+        <w:pStyle w:val="normal1"/>
+        <w:spacing w:lineRule="auto" w:line="240" w:before="240" w:after="240"/>
+        <w:ind w:hanging="0" w:left="720"/>
+        <w:rPr/>
+      </w:pPr>
+      <w:r>
+        <w:rPr>
+          <w:b/>
+          <w:bCs/>
         </w:rPr>
         <w:t xml:space="preserve">Dades de la relació: </w:t>
       </w:r>
       <w:r>
-        <w:rPr>
-          <w:rtl w:val="0"/>
-        </w:rPr>
-        <w:t xml:space="preserve">Cap extra,</w:t>
-      </w:r>
-      <w:r>
-        <w:rPr>
-          <w:b w:val="1"/>
-          <w:bCs w:val="1"/>
-          <w:rtl w:val="0"/>
+        <w:rPr/>
+        <w:t>Cap extra,</w:t>
+      </w:r>
+      <w:r>
+        <w:rPr>
+          <w:b/>
+          <w:bCs/>
         </w:rPr>
         <w:t xml:space="preserve"> </w:t>
       </w:r>
       <w:r>
-        <w:rPr>
-          <w:rtl w:val="0"/>
-        </w:rPr>
-        <w:t xml:space="preserve">Permet a l'usuari filtrar ofertes específiques per al seu sistema preferit.</w:t>
-      </w:r>
-    </w:p>
-    <w:p>
-      <w:pPr>
-        <w:spacing w:after="240" w:before="240" w:lineRule="auto"/>
-        <w:ind w:left="0" w:firstLine="0"/>
-        <w:rPr>
-          <w:b w:val="1"/>
-          <w:bCs w:val="1"/>
+        <w:rPr/>
+        <w:t>Permet a l'usuari filtrar ofertes específiques per al seu sistema preferit.</w:t>
+      </w:r>
+    </w:p>
+    <w:p>
+      <w:pPr>
+        <w:pStyle w:val="normal1"/>
+        <w:spacing w:lineRule="auto" w:line="240" w:before="240" w:after="240"/>
+        <w:ind w:hanging="0" w:left="0"/>
+        <w:rPr>
+          <w:b/>
+          <w:bCs/>
           <w:sz w:val="28"/>
           <w:szCs w:val="28"/>
         </w:rPr>
       </w:pPr>
       <w:r>
         <w:rPr>
-          <w:rtl w:val="0"/>
-        </w:rPr>
-      </w:r>
-    </w:p>
-    <w:p>
-      <w:pPr>
-        <w:spacing w:after="240" w:before="240" w:lineRule="auto"/>
-        <w:ind w:left="0" w:firstLine="0"/>
-        <w:rPr>
-          <w:b w:val="1"/>
-          <w:bCs w:val="1"/>
+          <w:b/>
+          <w:bCs/>
           <w:sz w:val="28"/>
           <w:szCs w:val="28"/>
         </w:rPr>
-      </w:pPr>
-      <w:r>
-        <w:rPr>
-          <w:rtl w:val="0"/>
-        </w:rPr>
-      </w:r>
-    </w:p>
-    <w:p>
-      <w:pPr>
-        <w:spacing w:after="240" w:before="240" w:lineRule="auto"/>
-        <w:ind w:left="0" w:firstLine="0"/>
-        <w:rPr>
-          <w:b w:val="1"/>
-          <w:bCs w:val="1"/>
+      </w:r>
+    </w:p>
+    <w:p>
+      <w:pPr>
+        <w:pStyle w:val="normal1"/>
+        <w:spacing w:lineRule="auto" w:line="240" w:before="240" w:after="240"/>
+        <w:ind w:hanging="0" w:left="0"/>
+        <w:rPr>
+          <w:b/>
+          <w:bCs/>
           <w:sz w:val="28"/>
           <w:szCs w:val="28"/>
         </w:rPr>
       </w:pPr>
       <w:r>
         <w:rPr>
-          <w:b w:val="1"/>
-          <w:bCs w:val="1"/>
+          <w:b/>
+          <w:bCs/>
           <w:sz w:val="28"/>
           <w:szCs w:val="28"/>
-          <w:rtl w:val="0"/>
-        </w:rPr>
-        <w:t xml:space="preserve">Font de dades (API)</w:t>
-      </w:r>
-    </w:p>
-    <w:p>
-      <w:pPr>
-        <w:spacing w:after="240" w:before="240" w:lineRule="auto"/>
-        <w:ind w:left="0" w:firstLine="0"/>
-        <w:rPr/>
-      </w:pPr>
-      <w:r>
-        <w:rPr>
-          <w:rtl w:val="0"/>
-        </w:rPr>
+        </w:rPr>
+      </w:r>
+    </w:p>
+    <w:p>
+      <w:pPr>
+        <w:pStyle w:val="normal1"/>
+        <w:spacing w:lineRule="auto" w:line="240" w:before="240" w:after="240"/>
+        <w:ind w:hanging="0" w:left="0"/>
+        <w:rPr>
+          <w:b/>
+          <w:bCs/>
+          <w:sz w:val="28"/>
+          <w:szCs w:val="28"/>
+        </w:rPr>
+      </w:pPr>
+      <w:r>
+        <w:rPr>
+          <w:b/>
+          <w:bCs/>
+          <w:sz w:val="28"/>
+          <w:szCs w:val="28"/>
+        </w:rPr>
+        <w:t>Font de dades (API)</w:t>
+      </w:r>
+    </w:p>
+    <w:p>
+      <w:pPr>
+        <w:pStyle w:val="normal1"/>
+        <w:spacing w:lineRule="auto" w:line="240" w:before="240" w:after="240"/>
+        <w:ind w:hanging="0" w:left="0"/>
+        <w:rPr/>
+      </w:pPr>
+      <w:r>
+        <w:rPr/>
         <w:t xml:space="preserve">Les dades i informació necessàries per fer la web possible i útil, serán obtingudes d’una </w:t>
       </w:r>
       <w:r>
         <w:rPr>
-          <w:i w:val="1"/>
-          <w:iCs w:val="1"/>
-          <w:rtl w:val="0"/>
-        </w:rPr>
-        <w:t xml:space="preserve">API</w:t>
-      </w:r>
-      <w:r>
-        <w:rPr>
-          <w:rtl w:val="0"/>
-        </w:rPr>
+          <w:i/>
+          <w:iCs/>
+        </w:rPr>
+        <w:t>API</w:t>
+      </w:r>
+      <w:r>
+        <w:rPr/>
         <w:t xml:space="preserve"> externa i gratuïta anomenada </w:t>
       </w:r>
       <w:r>
         <w:rPr>
-          <w:i w:val="1"/>
-          <w:iCs w:val="1"/>
-          <w:rtl w:val="0"/>
-        </w:rPr>
-        <w:t xml:space="preserve">CheapShark API</w:t>
-      </w:r>
-      <w:r>
-        <w:rPr>
-          <w:rtl w:val="0"/>
-        </w:rPr>
+          <w:i/>
+          <w:iCs/>
+        </w:rPr>
+        <w:t>CheapShark API</w:t>
+      </w:r>
+      <w:r>
+        <w:rPr/>
         <w:t xml:space="preserve">. És una </w:t>
       </w:r>
       <w:r>
         <w:rPr>
-          <w:i w:val="1"/>
-          <w:iCs w:val="1"/>
-          <w:rtl w:val="0"/>
-        </w:rPr>
-        <w:t xml:space="preserve">API REST</w:t>
-      </w:r>
-      <w:r>
-        <w:rPr>
-          <w:rtl w:val="0"/>
-        </w:rPr>
+          <w:i/>
+          <w:iCs/>
+        </w:rPr>
+        <w:t>API REST</w:t>
+      </w:r>
+      <w:r>
+        <w:rPr/>
         <w:t xml:space="preserve"> pública que té dades de preus en temps real de més de 20 botigues digitals. Ens permetrà obtenir els </w:t>
       </w:r>
       <w:r>
         <w:rPr>
-          <w:i w:val="1"/>
-          <w:iCs w:val="1"/>
-          <w:rtl w:val="0"/>
-        </w:rPr>
-        <w:t xml:space="preserve">JSON</w:t>
-      </w:r>
-      <w:r>
-        <w:rPr>
-          <w:rtl w:val="0"/>
-        </w:rPr>
+          <w:i/>
+          <w:iCs/>
+        </w:rPr>
+        <w:t>JSON</w:t>
+      </w:r>
+      <w:r>
+        <w:rPr/>
         <w:t xml:space="preserve"> de jocs, les seves ofertes actuals, les fotos i les puntuacions de la crítica de manera eficient.</w:t>
       </w:r>
     </w:p>
     <w:p>
       <w:pPr>
-        <w:spacing w:after="240" w:before="240" w:lineRule="auto"/>
-        <w:ind w:left="0" w:firstLine="0"/>
-        <w:rPr>
-          <w:rFonts w:ascii="Times New Roman" w:cs="Times New Roman" w:eastAsia="Times New Roman" w:hAnsi="Times New Roman"/>
-          <w:b w:val="1"/>
-          <w:bCs w:val="1"/>
+        <w:pStyle w:val="normal1"/>
+        <w:spacing w:lineRule="auto" w:line="240" w:before="240" w:after="240"/>
+        <w:ind w:hanging="0" w:left="0"/>
+        <w:rPr>
+          <w:rFonts w:ascii="Times New Roman" w:hAnsi="Times New Roman" w:eastAsia="Times New Roman" w:cs="Times New Roman"/>
+          <w:b/>
+          <w:bCs/>
           <w:sz w:val="60"/>
           <w:szCs w:val="60"/>
         </w:rPr>
       </w:pPr>
       <w:r>
-        <w:rPr>
-          <w:rtl w:val="0"/>
-        </w:rPr>
-        <w:t xml:space="preserve">Les dades relatives a les llistes de seguiment i preus objectius seran introduïdes pels usuaris i emmagatzemades a la nostra base de dades local.</w:t>
-      </w:r>
-      <w:r>
-        <w:rPr>
-          <w:rtl w:val="0"/>
-        </w:rPr>
+        <w:rPr/>
+        <w:t>Les dades relatives a les llistes de seguiment i preus objectius seran introduïdes pels usuaris i emmagatzemades a la nostra base de dades local.</w:t>
+      </w:r>
+    </w:p>
+    <w:p>
+      <w:pPr>
+        <w:pStyle w:val="normal1"/>
+        <w:spacing w:lineRule="auto" w:line="240" w:before="240" w:after="240"/>
+        <w:ind w:hanging="0" w:left="0"/>
+        <w:rPr>
+          <w:b/>
+          <w:bCs/>
+          <w:sz w:val="28"/>
+          <w:szCs w:val="28"/>
+        </w:rPr>
+      </w:pPr>
+      <w:r>
+        <w:rPr>
+          <w:b/>
+          <w:bCs/>
+          <w:sz w:val="28"/>
+          <w:szCs w:val="28"/>
+        </w:rPr>
+        <w:t>Diagrama:</w:t>
+      </w:r>
+    </w:p>
+    <w:p>
+      <w:pPr>
+        <w:pStyle w:val="normal1"/>
+        <w:spacing w:lineRule="auto" w:line="240" w:before="240" w:after="240"/>
+        <w:ind w:hanging="0" w:left="0"/>
+        <w:rPr>
+          <w:b/>
+          <w:bCs/>
+          <w:sz w:val="28"/>
+          <w:szCs w:val="28"/>
+        </w:rPr>
+      </w:pPr>
+      <w:r>
+        <w:rPr>
+          <w:b/>
+          <w:bCs/>
+          <w:sz w:val="28"/>
+          <w:szCs w:val="28"/>
+        </w:rPr>
+        <w:drawing>
+          <wp:anchor behindDoc="0" distT="0" distB="0" distL="0" distR="0" simplePos="0" locked="0" layoutInCell="0" allowOverlap="1" relativeHeight="4">
+            <wp:simplePos x="0" y="0"/>
+            <wp:positionH relativeFrom="column">
+              <wp:align>center</wp:align>
+            </wp:positionH>
+            <wp:positionV relativeFrom="paragraph">
+              <wp:posOffset>635</wp:posOffset>
+            </wp:positionV>
+            <wp:extent cx="4696460" cy="3975100"/>
+            <wp:effectExtent l="0" t="0" r="0" b="0"/>
+            <wp:wrapSquare wrapText="largest"/>
+            <wp:docPr id="4" name="Imagen1" descr=""/>
+            <wp:cNvGraphicFramePr>
+              <a:graphicFrameLocks xmlns:a="http://schemas.openxmlformats.org/drawingml/2006/main" noChangeAspect="1"/>
+            </wp:cNvGraphicFramePr>
+            <a:graphic xmlns:a="http://schemas.openxmlformats.org/drawingml/2006/main">
+              <a:graphicData uri="http://schemas.openxmlformats.org/drawingml/2006/picture">
+                <pic:pic xmlns:pic="http://schemas.openxmlformats.org/drawingml/2006/picture">
+                  <pic:nvPicPr>
+                    <pic:cNvPr id="4" name="Imagen1" descr=""/>
+                    <pic:cNvPicPr>
+                      <a:picLocks noChangeAspect="1" noChangeArrowheads="1"/>
+                    </pic:cNvPicPr>
+                  </pic:nvPicPr>
+                  <pic:blipFill>
+                    <a:blip r:embed="rId3"/>
+                    <a:stretch>
+                      <a:fillRect/>
+                    </a:stretch>
+                  </pic:blipFill>
+                  <pic:spPr bwMode="auto">
+                    <a:xfrm>
+                      <a:off x="0" y="0"/>
+                      <a:ext cx="4696460" cy="3975100"/>
+                    </a:xfrm>
+                    <a:prstGeom prst="rect">
+                      <a:avLst/>
+                    </a:prstGeom>
+                  </pic:spPr>
+                </pic:pic>
+              </a:graphicData>
+            </a:graphic>
+          </wp:anchor>
+        </w:drawing>
       </w:r>
     </w:p>
     <w:sectPr>
-      <w:pgSz w:h="15840" w:w="12240" w:orient="portrait"/>
-      <w:pgMar w:bottom="1440" w:top="1440" w:left="1440" w:right="1440" w:header="720" w:footer="720"/>
-      <w:pgNumType w:start="1"/>
+      <w:type w:val="nextPage"/>
+      <w:pgSz w:w="12240" w:h="15840"/>
+      <w:pgMar w:left="1440" w:right="1440" w:gutter="0" w:header="0" w:top="1440" w:footer="0" w:bottom="1440"/>
+      <w:pgNumType w:start="1" w:fmt="decimal"/>
+      <w:formProt w:val="false"/>
+      <w:textDirection w:val="lrTb"/>
+      <w:docGrid w:type="default" w:linePitch="100" w:charSpace="0"/>
     </w:sectPr>
   </w:body>
 </w:document>
 </file>
 
 <file path=word/numbering.xml><?xml version="1.0" encoding="utf-8"?>
-<w:numbering xmlns:mc="http://schemas.openxmlformats.org/markup-compatibility/2006" xmlns:o="urn:schemas-microsoft-com:office:office" xmlns:r="http://schemas.openxmlformats.org/officeDocument/2006/relationships" xmlns:m="http://schemas.openxmlformats.org/officeDocument/2006/math" xmlns:v="urn:schemas-microsoft-com:vml" xmlns:wp="http://schemas.openxmlformats.org/drawingml/2006/wordprocessingDrawing" xmlns:w10="urn:schemas-microsoft-com:office:word" xmlns:w="http://schemas.openxmlformats.org/wordprocessingml/2006/main" xmlns:wne="http://schemas.microsoft.com/office/word/2006/wordml" xmlns:sl="http://schemas.openxmlformats.org/schemaLibrary/2006/main" xmlns:a="http://schemas.openxmlformats.org/drawingml/2006/main" xmlns:pic="http://schemas.openxmlformats.org/drawingml/2006/picture" xmlns:c="http://schemas.openxmlformats.org/drawingml/2006/chart" xmlns:lc="http://schemas.openxmlformats.org/drawingml/2006/lockedCanvas" xmlns:dgm="http://schemas.openxmlformats.org/drawingml/2006/diagram" xmlns:wps="http://schemas.microsoft.com/office/word/2010/wordprocessingShape" xmlns:wpg="http://schemas.microsoft.com/office/word/2010/wordprocessingGroup" xmlns:w14="http://schemas.microsoft.com/office/word/2010/wordml" xmlns:w15="http://schemas.microsoft.com/office/word/2012/wordml" xmlns:w16="http://schemas.microsoft.com/office/word/2018/wordml" xmlns:w16cex="http://schemas.microsoft.com/office/word/2018/wordml/cex" xmlns:w16cid="http://schemas.microsoft.com/office/word/2016/wordml/cid" xmlns="http://schemas.microsoft.com/office/tasks/2019/documenttasks" xmlns:cr="http://schemas.microsoft.com/office/comments/2020/reactions">
+<w:numbering xmlns:w="http://schemas.openxmlformats.org/wordprocessingml/2006/main" xmlns:o="urn:schemas-microsoft-com:office:office" xmlns:r="http://schemas.openxmlformats.org/officeDocument/2006/relationships" xmlns:v="urn:schemas-microsoft-com:vml" xmlns:mc="http://schemas.openxmlformats.org/markup-compatibility/2006" xmlns:w14="http://schemas.microsoft.com/office/word/2010/wordml" mc:Ignorable="w14">
   <w:abstractNum w:abstractNumId="1">
     <w:lvl w:ilvl="0">
       <w:start w:val="1"/>
@@ -1103,13 +1186,16 @@
       <w:lvlText w:val="-"/>
       <w:lvlJc w:val="left"/>
       <w:pPr>
+        <w:tabs>
+          <w:tab w:val="num" w:pos="0"/>
+        </w:tabs>
         <w:ind w:left="720" w:hanging="360"/>
       </w:pPr>
       <w:rPr>
-        <w:rFonts w:ascii="Arial" w:cs="Arial" w:eastAsia="Arial" w:hAnsi="Arial"/>
-        <w:b w:val="1"/>
-        <w:bCs w:val="1"/>
-        <w:u w:val="none"/>
+        <w:rFonts w:ascii="Arial" w:hAnsi="Arial" w:cs="Arial" w:hint="default"/>
+        <w:u w:val="none"/>
+        <w:b/>
+        <w:bCs/>
       </w:rPr>
     </w:lvl>
     <w:lvl w:ilvl="1">
@@ -1118,9 +1204,13 @@
       <w:lvlText w:val="-"/>
       <w:lvlJc w:val="left"/>
       <w:pPr>
+        <w:tabs>
+          <w:tab w:val="num" w:pos="0"/>
+        </w:tabs>
         <w:ind w:left="1440" w:hanging="360"/>
       </w:pPr>
       <w:rPr>
+        <w:rFonts w:ascii="OpenSymbol" w:hAnsi="OpenSymbol" w:cs="OpenSymbol" w:hint="default"/>
         <w:u w:val="none"/>
       </w:rPr>
     </w:lvl>
@@ -1130,9 +1220,13 @@
       <w:lvlText w:val="-"/>
       <w:lvlJc w:val="left"/>
       <w:pPr>
+        <w:tabs>
+          <w:tab w:val="num" w:pos="0"/>
+        </w:tabs>
         <w:ind w:left="2160" w:hanging="360"/>
       </w:pPr>
       <w:rPr>
+        <w:rFonts w:ascii="OpenSymbol" w:hAnsi="OpenSymbol" w:cs="OpenSymbol" w:hint="default"/>
         <w:u w:val="none"/>
       </w:rPr>
     </w:lvl>
@@ -1142,9 +1236,13 @@
       <w:lvlText w:val="-"/>
       <w:lvlJc w:val="left"/>
       <w:pPr>
+        <w:tabs>
+          <w:tab w:val="num" w:pos="0"/>
+        </w:tabs>
         <w:ind w:left="2880" w:hanging="360"/>
       </w:pPr>
       <w:rPr>
+        <w:rFonts w:ascii="OpenSymbol" w:hAnsi="OpenSymbol" w:cs="OpenSymbol" w:hint="default"/>
         <w:u w:val="none"/>
       </w:rPr>
     </w:lvl>
@@ -1154,9 +1252,13 @@
       <w:lvlText w:val="-"/>
       <w:lvlJc w:val="left"/>
       <w:pPr>
+        <w:tabs>
+          <w:tab w:val="num" w:pos="0"/>
+        </w:tabs>
         <w:ind w:left="3600" w:hanging="360"/>
       </w:pPr>
       <w:rPr>
+        <w:rFonts w:ascii="OpenSymbol" w:hAnsi="OpenSymbol" w:cs="OpenSymbol" w:hint="default"/>
         <w:u w:val="none"/>
       </w:rPr>
     </w:lvl>
@@ -1166,9 +1268,13 @@
       <w:lvlText w:val="-"/>
       <w:lvlJc w:val="left"/>
       <w:pPr>
+        <w:tabs>
+          <w:tab w:val="num" w:pos="0"/>
+        </w:tabs>
         <w:ind w:left="4320" w:hanging="360"/>
       </w:pPr>
       <w:rPr>
+        <w:rFonts w:ascii="OpenSymbol" w:hAnsi="OpenSymbol" w:cs="OpenSymbol" w:hint="default"/>
         <w:u w:val="none"/>
       </w:rPr>
     </w:lvl>
@@ -1178,9 +1284,13 @@
       <w:lvlText w:val="-"/>
       <w:lvlJc w:val="left"/>
       <w:pPr>
+        <w:tabs>
+          <w:tab w:val="num" w:pos="0"/>
+        </w:tabs>
         <w:ind w:left="5040" w:hanging="360"/>
       </w:pPr>
       <w:rPr>
+        <w:rFonts w:ascii="OpenSymbol" w:hAnsi="OpenSymbol" w:cs="OpenSymbol" w:hint="default"/>
         <w:u w:val="none"/>
       </w:rPr>
     </w:lvl>
@@ -1190,9 +1300,13 @@
       <w:lvlText w:val="-"/>
       <w:lvlJc w:val="left"/>
       <w:pPr>
+        <w:tabs>
+          <w:tab w:val="num" w:pos="0"/>
+        </w:tabs>
         <w:ind w:left="5760" w:hanging="360"/>
       </w:pPr>
       <w:rPr>
+        <w:rFonts w:ascii="OpenSymbol" w:hAnsi="OpenSymbol" w:cs="OpenSymbol" w:hint="default"/>
         <w:u w:val="none"/>
       </w:rPr>
     </w:lvl>
@@ -1202,9 +1316,13 @@
       <w:lvlText w:val="-"/>
       <w:lvlJc w:val="left"/>
       <w:pPr>
+        <w:tabs>
+          <w:tab w:val="num" w:pos="0"/>
+        </w:tabs>
         <w:ind w:left="6480" w:hanging="360"/>
       </w:pPr>
       <w:rPr>
+        <w:rFonts w:ascii="OpenSymbol" w:hAnsi="OpenSymbol" w:cs="OpenSymbol" w:hint="default"/>
         <w:u w:val="none"/>
       </w:rPr>
     </w:lvl>
@@ -1216,9 +1334,13 @@
       <w:lvlText w:val="-"/>
       <w:lvlJc w:val="left"/>
       <w:pPr>
+        <w:tabs>
+          <w:tab w:val="num" w:pos="0"/>
+        </w:tabs>
         <w:ind w:left="720" w:hanging="360"/>
       </w:pPr>
       <w:rPr>
+        <w:rFonts w:ascii="OpenSymbol" w:hAnsi="OpenSymbol" w:cs="OpenSymbol" w:hint="default"/>
         <w:u w:val="none"/>
       </w:rPr>
     </w:lvl>
@@ -1228,9 +1350,13 @@
       <w:lvlText w:val="-"/>
       <w:lvlJc w:val="left"/>
       <w:pPr>
+        <w:tabs>
+          <w:tab w:val="num" w:pos="0"/>
+        </w:tabs>
         <w:ind w:left="1440" w:hanging="360"/>
       </w:pPr>
       <w:rPr>
+        <w:rFonts w:ascii="OpenSymbol" w:hAnsi="OpenSymbol" w:cs="OpenSymbol" w:hint="default"/>
         <w:u w:val="none"/>
       </w:rPr>
     </w:lvl>
@@ -1240,9 +1366,13 @@
       <w:lvlText w:val="-"/>
       <w:lvlJc w:val="left"/>
       <w:pPr>
+        <w:tabs>
+          <w:tab w:val="num" w:pos="0"/>
+        </w:tabs>
         <w:ind w:left="2160" w:hanging="360"/>
       </w:pPr>
       <w:rPr>
+        <w:rFonts w:ascii="OpenSymbol" w:hAnsi="OpenSymbol" w:cs="OpenSymbol" w:hint="default"/>
         <w:u w:val="none"/>
       </w:rPr>
     </w:lvl>
@@ -1252,9 +1382,13 @@
       <w:lvlText w:val="-"/>
       <w:lvlJc w:val="left"/>
       <w:pPr>
+        <w:tabs>
+          <w:tab w:val="num" w:pos="0"/>
+        </w:tabs>
         <w:ind w:left="2880" w:hanging="360"/>
       </w:pPr>
       <w:rPr>
+        <w:rFonts w:ascii="OpenSymbol" w:hAnsi="OpenSymbol" w:cs="OpenSymbol" w:hint="default"/>
         <w:u w:val="none"/>
       </w:rPr>
     </w:lvl>
@@ -1264,9 +1398,13 @@
       <w:lvlText w:val="-"/>
       <w:lvlJc w:val="left"/>
       <w:pPr>
+        <w:tabs>
+          <w:tab w:val="num" w:pos="0"/>
+        </w:tabs>
         <w:ind w:left="3600" w:hanging="360"/>
       </w:pPr>
       <w:rPr>
+        <w:rFonts w:ascii="OpenSymbol" w:hAnsi="OpenSymbol" w:cs="OpenSymbol" w:hint="default"/>
         <w:u w:val="none"/>
       </w:rPr>
     </w:lvl>
@@ -1276,9 +1414,13 @@
       <w:lvlText w:val="-"/>
       <w:lvlJc w:val="left"/>
       <w:pPr>
+        <w:tabs>
+          <w:tab w:val="num" w:pos="0"/>
+        </w:tabs>
         <w:ind w:left="4320" w:hanging="360"/>
       </w:pPr>
       <w:rPr>
+        <w:rFonts w:ascii="OpenSymbol" w:hAnsi="OpenSymbol" w:cs="OpenSymbol" w:hint="default"/>
         <w:u w:val="none"/>
       </w:rPr>
     </w:lvl>
@@ -1288,9 +1430,13 @@
       <w:lvlText w:val="-"/>
       <w:lvlJc w:val="left"/>
       <w:pPr>
+        <w:tabs>
+          <w:tab w:val="num" w:pos="0"/>
+        </w:tabs>
         <w:ind w:left="5040" w:hanging="360"/>
       </w:pPr>
       <w:rPr>
+        <w:rFonts w:ascii="OpenSymbol" w:hAnsi="OpenSymbol" w:cs="OpenSymbol" w:hint="default"/>
         <w:u w:val="none"/>
       </w:rPr>
     </w:lvl>
@@ -1300,9 +1446,13 @@
       <w:lvlText w:val="-"/>
       <w:lvlJc w:val="left"/>
       <w:pPr>
+        <w:tabs>
+          <w:tab w:val="num" w:pos="0"/>
+        </w:tabs>
         <w:ind w:left="5760" w:hanging="360"/>
       </w:pPr>
       <w:rPr>
+        <w:rFonts w:ascii="OpenSymbol" w:hAnsi="OpenSymbol" w:cs="OpenSymbol" w:hint="default"/>
         <w:u w:val="none"/>
       </w:rPr>
     </w:lvl>
@@ -1312,9 +1462,13 @@
       <w:lvlText w:val="-"/>
       <w:lvlJc w:val="left"/>
       <w:pPr>
+        <w:tabs>
+          <w:tab w:val="num" w:pos="0"/>
+        </w:tabs>
         <w:ind w:left="6480" w:hanging="360"/>
       </w:pPr>
       <w:rPr>
+        <w:rFonts w:ascii="OpenSymbol" w:hAnsi="OpenSymbol" w:cs="OpenSymbol" w:hint="default"/>
         <w:u w:val="none"/>
       </w:rPr>
     </w:lvl>
@@ -1326,13 +1480,16 @@
       <w:lvlText w:val="-"/>
       <w:lvlJc w:val="left"/>
       <w:pPr>
+        <w:tabs>
+          <w:tab w:val="num" w:pos="0"/>
+        </w:tabs>
         <w:ind w:left="720" w:hanging="360"/>
       </w:pPr>
       <w:rPr>
-        <w:rFonts w:ascii="Arial" w:cs="Arial" w:eastAsia="Arial" w:hAnsi="Arial"/>
-        <w:b w:val="1"/>
-        <w:bCs w:val="1"/>
-        <w:u w:val="none"/>
+        <w:rFonts w:ascii="Arial" w:hAnsi="Arial" w:cs="Arial" w:hint="default"/>
+        <w:u w:val="none"/>
+        <w:b/>
+        <w:bCs/>
       </w:rPr>
     </w:lvl>
     <w:lvl w:ilvl="1">
@@ -1341,9 +1498,13 @@
       <w:lvlText w:val="-"/>
       <w:lvlJc w:val="left"/>
       <w:pPr>
+        <w:tabs>
+          <w:tab w:val="num" w:pos="0"/>
+        </w:tabs>
         <w:ind w:left="1440" w:hanging="360"/>
       </w:pPr>
       <w:rPr>
+        <w:rFonts w:ascii="OpenSymbol" w:hAnsi="OpenSymbol" w:cs="OpenSymbol" w:hint="default"/>
         <w:u w:val="none"/>
       </w:rPr>
     </w:lvl>
@@ -1353,9 +1514,13 @@
       <w:lvlText w:val="-"/>
       <w:lvlJc w:val="left"/>
       <w:pPr>
+        <w:tabs>
+          <w:tab w:val="num" w:pos="0"/>
+        </w:tabs>
         <w:ind w:left="2160" w:hanging="360"/>
       </w:pPr>
       <w:rPr>
+        <w:rFonts w:ascii="OpenSymbol" w:hAnsi="OpenSymbol" w:cs="OpenSymbol" w:hint="default"/>
         <w:u w:val="none"/>
       </w:rPr>
     </w:lvl>
@@ -1365,9 +1530,13 @@
       <w:lvlText w:val="-"/>
       <w:lvlJc w:val="left"/>
       <w:pPr>
+        <w:tabs>
+          <w:tab w:val="num" w:pos="0"/>
+        </w:tabs>
         <w:ind w:left="2880" w:hanging="360"/>
       </w:pPr>
       <w:rPr>
+        <w:rFonts w:ascii="OpenSymbol" w:hAnsi="OpenSymbol" w:cs="OpenSymbol" w:hint="default"/>
         <w:u w:val="none"/>
       </w:rPr>
     </w:lvl>
@@ -1377,9 +1546,13 @@
       <w:lvlText w:val="-"/>
       <w:lvlJc w:val="left"/>
       <w:pPr>
+        <w:tabs>
+          <w:tab w:val="num" w:pos="0"/>
+        </w:tabs>
         <w:ind w:left="3600" w:hanging="360"/>
       </w:pPr>
       <w:rPr>
+        <w:rFonts w:ascii="OpenSymbol" w:hAnsi="OpenSymbol" w:cs="OpenSymbol" w:hint="default"/>
         <w:u w:val="none"/>
       </w:rPr>
     </w:lvl>
@@ -1389,9 +1562,13 @@
       <w:lvlText w:val="-"/>
       <w:lvlJc w:val="left"/>
       <w:pPr>
+        <w:tabs>
+          <w:tab w:val="num" w:pos="0"/>
+        </w:tabs>
         <w:ind w:left="4320" w:hanging="360"/>
       </w:pPr>
       <w:rPr>
+        <w:rFonts w:ascii="OpenSymbol" w:hAnsi="OpenSymbol" w:cs="OpenSymbol" w:hint="default"/>
         <w:u w:val="none"/>
       </w:rPr>
     </w:lvl>
@@ -1401,9 +1578,13 @@
       <w:lvlText w:val="-"/>
       <w:lvlJc w:val="left"/>
       <w:pPr>
+        <w:tabs>
+          <w:tab w:val="num" w:pos="0"/>
+        </w:tabs>
         <w:ind w:left="5040" w:hanging="360"/>
       </w:pPr>
       <w:rPr>
+        <w:rFonts w:ascii="OpenSymbol" w:hAnsi="OpenSymbol" w:cs="OpenSymbol" w:hint="default"/>
         <w:u w:val="none"/>
       </w:rPr>
     </w:lvl>
@@ -1413,9 +1594,13 @@
       <w:lvlText w:val="-"/>
       <w:lvlJc w:val="left"/>
       <w:pPr>
+        <w:tabs>
+          <w:tab w:val="num" w:pos="0"/>
+        </w:tabs>
         <w:ind w:left="5760" w:hanging="360"/>
       </w:pPr>
       <w:rPr>
+        <w:rFonts w:ascii="OpenSymbol" w:hAnsi="OpenSymbol" w:cs="OpenSymbol" w:hint="default"/>
         <w:u w:val="none"/>
       </w:rPr>
     </w:lvl>
@@ -1425,9 +1610,13 @@
       <w:lvlText w:val="-"/>
       <w:lvlJc w:val="left"/>
       <w:pPr>
+        <w:tabs>
+          <w:tab w:val="num" w:pos="0"/>
+        </w:tabs>
         <w:ind w:left="6480" w:hanging="360"/>
       </w:pPr>
       <w:rPr>
+        <w:rFonts w:ascii="OpenSymbol" w:hAnsi="OpenSymbol" w:cs="OpenSymbol" w:hint="default"/>
         <w:u w:val="none"/>
       </w:rPr>
     </w:lvl>
@@ -1439,13 +1628,16 @@
       <w:lvlText w:val="-"/>
       <w:lvlJc w:val="left"/>
       <w:pPr>
+        <w:tabs>
+          <w:tab w:val="num" w:pos="0"/>
+        </w:tabs>
         <w:ind w:left="720" w:hanging="360"/>
       </w:pPr>
       <w:rPr>
-        <w:rFonts w:ascii="Arial" w:cs="Arial" w:eastAsia="Arial" w:hAnsi="Arial"/>
-        <w:b w:val="1"/>
-        <w:bCs w:val="1"/>
-        <w:u w:val="none"/>
+        <w:rFonts w:ascii="Arial" w:hAnsi="Arial" w:cs="Arial" w:hint="default"/>
+        <w:u w:val="none"/>
+        <w:b/>
+        <w:bCs/>
       </w:rPr>
     </w:lvl>
     <w:lvl w:ilvl="1">
@@ -1454,9 +1646,13 @@
       <w:lvlText w:val="-"/>
       <w:lvlJc w:val="left"/>
       <w:pPr>
+        <w:tabs>
+          <w:tab w:val="num" w:pos="0"/>
+        </w:tabs>
         <w:ind w:left="1440" w:hanging="360"/>
       </w:pPr>
       <w:rPr>
+        <w:rFonts w:ascii="OpenSymbol" w:hAnsi="OpenSymbol" w:cs="OpenSymbol" w:hint="default"/>
         <w:u w:val="none"/>
       </w:rPr>
     </w:lvl>
@@ -1466,9 +1662,13 @@
       <w:lvlText w:val="-"/>
       <w:lvlJc w:val="left"/>
       <w:pPr>
+        <w:tabs>
+          <w:tab w:val="num" w:pos="0"/>
+        </w:tabs>
         <w:ind w:left="2160" w:hanging="360"/>
       </w:pPr>
       <w:rPr>
+        <w:rFonts w:ascii="OpenSymbol" w:hAnsi="OpenSymbol" w:cs="OpenSymbol" w:hint="default"/>
         <w:u w:val="none"/>
       </w:rPr>
     </w:lvl>
@@ -1478,9 +1678,13 @@
       <w:lvlText w:val="-"/>
       <w:lvlJc w:val="left"/>
       <w:pPr>
+        <w:tabs>
+          <w:tab w:val="num" w:pos="0"/>
+        </w:tabs>
         <w:ind w:left="2880" w:hanging="360"/>
       </w:pPr>
       <w:rPr>
+        <w:rFonts w:ascii="OpenSymbol" w:hAnsi="OpenSymbol" w:cs="OpenSymbol" w:hint="default"/>
         <w:u w:val="none"/>
       </w:rPr>
     </w:lvl>
@@ -1490,9 +1694,13 @@
       <w:lvlText w:val="-"/>
       <w:lvlJc w:val="left"/>
       <w:pPr>
+        <w:tabs>
+          <w:tab w:val="num" w:pos="0"/>
+        </w:tabs>
         <w:ind w:left="3600" w:hanging="360"/>
       </w:pPr>
       <w:rPr>
+        <w:rFonts w:ascii="OpenSymbol" w:hAnsi="OpenSymbol" w:cs="OpenSymbol" w:hint="default"/>
         <w:u w:val="none"/>
       </w:rPr>
     </w:lvl>
@@ -1502,9 +1710,13 @@
       <w:lvlText w:val="-"/>
       <w:lvlJc w:val="left"/>
       <w:pPr>
+        <w:tabs>
+          <w:tab w:val="num" w:pos="0"/>
+        </w:tabs>
         <w:ind w:left="4320" w:hanging="360"/>
       </w:pPr>
       <w:rPr>
+        <w:rFonts w:ascii="OpenSymbol" w:hAnsi="OpenSymbol" w:cs="OpenSymbol" w:hint="default"/>
         <w:u w:val="none"/>
       </w:rPr>
     </w:lvl>
@@ -1514,9 +1726,13 @@
       <w:lvlText w:val="-"/>
       <w:lvlJc w:val="left"/>
       <w:pPr>
+        <w:tabs>
+          <w:tab w:val="num" w:pos="0"/>
+        </w:tabs>
         <w:ind w:left="5040" w:hanging="360"/>
       </w:pPr>
       <w:rPr>
+        <w:rFonts w:ascii="OpenSymbol" w:hAnsi="OpenSymbol" w:cs="OpenSymbol" w:hint="default"/>
         <w:u w:val="none"/>
       </w:rPr>
     </w:lvl>
@@ -1526,9 +1742,13 @@
       <w:lvlText w:val="-"/>
       <w:lvlJc w:val="left"/>
       <w:pPr>
+        <w:tabs>
+          <w:tab w:val="num" w:pos="0"/>
+        </w:tabs>
         <w:ind w:left="5760" w:hanging="360"/>
       </w:pPr>
       <w:rPr>
+        <w:rFonts w:ascii="OpenSymbol" w:hAnsi="OpenSymbol" w:cs="OpenSymbol" w:hint="default"/>
         <w:u w:val="none"/>
       </w:rPr>
     </w:lvl>
@@ -1538,9 +1758,13 @@
       <w:lvlText w:val="-"/>
       <w:lvlJc w:val="left"/>
       <w:pPr>
+        <w:tabs>
+          <w:tab w:val="num" w:pos="0"/>
+        </w:tabs>
         <w:ind w:left="6480" w:hanging="360"/>
       </w:pPr>
       <w:rPr>
+        <w:rFonts w:ascii="OpenSymbol" w:hAnsi="OpenSymbol" w:cs="OpenSymbol" w:hint="default"/>
         <w:u w:val="none"/>
       </w:rPr>
     </w:lvl>
@@ -1552,9 +1776,13 @@
       <w:lvlText w:val="-"/>
       <w:lvlJc w:val="left"/>
       <w:pPr>
+        <w:tabs>
+          <w:tab w:val="num" w:pos="0"/>
+        </w:tabs>
         <w:ind w:left="720" w:hanging="360"/>
       </w:pPr>
       <w:rPr>
+        <w:rFonts w:ascii="OpenSymbol" w:hAnsi="OpenSymbol" w:cs="OpenSymbol" w:hint="default"/>
         <w:u w:val="none"/>
       </w:rPr>
     </w:lvl>
@@ -1564,9 +1792,13 @@
       <w:lvlText w:val="-"/>
       <w:lvlJc w:val="left"/>
       <w:pPr>
+        <w:tabs>
+          <w:tab w:val="num" w:pos="0"/>
+        </w:tabs>
         <w:ind w:left="1440" w:hanging="360"/>
       </w:pPr>
       <w:rPr>
+        <w:rFonts w:ascii="OpenSymbol" w:hAnsi="OpenSymbol" w:cs="OpenSymbol" w:hint="default"/>
         <w:u w:val="none"/>
       </w:rPr>
     </w:lvl>
@@ -1576,9 +1808,13 @@
       <w:lvlText w:val="-"/>
       <w:lvlJc w:val="left"/>
       <w:pPr>
+        <w:tabs>
+          <w:tab w:val="num" w:pos="0"/>
+        </w:tabs>
         <w:ind w:left="2160" w:hanging="360"/>
       </w:pPr>
       <w:rPr>
+        <w:rFonts w:ascii="OpenSymbol" w:hAnsi="OpenSymbol" w:cs="OpenSymbol" w:hint="default"/>
         <w:u w:val="none"/>
       </w:rPr>
     </w:lvl>
@@ -1588,9 +1824,13 @@
       <w:lvlText w:val="-"/>
       <w:lvlJc w:val="left"/>
       <w:pPr>
+        <w:tabs>
+          <w:tab w:val="num" w:pos="0"/>
+        </w:tabs>
         <w:ind w:left="2880" w:hanging="360"/>
       </w:pPr>
       <w:rPr>
+        <w:rFonts w:ascii="OpenSymbol" w:hAnsi="OpenSymbol" w:cs="OpenSymbol" w:hint="default"/>
         <w:u w:val="none"/>
       </w:rPr>
     </w:lvl>
@@ -1600,9 +1840,13 @@
       <w:lvlText w:val="-"/>
       <w:lvlJc w:val="left"/>
       <w:pPr>
+        <w:tabs>
+          <w:tab w:val="num" w:pos="0"/>
+        </w:tabs>
         <w:ind w:left="3600" w:hanging="360"/>
       </w:pPr>
       <w:rPr>
+        <w:rFonts w:ascii="OpenSymbol" w:hAnsi="OpenSymbol" w:cs="OpenSymbol" w:hint="default"/>
         <w:u w:val="none"/>
       </w:rPr>
     </w:lvl>
@@ -1612,9 +1856,13 @@
       <w:lvlText w:val="-"/>
       <w:lvlJc w:val="left"/>
       <w:pPr>
+        <w:tabs>
+          <w:tab w:val="num" w:pos="0"/>
+        </w:tabs>
         <w:ind w:left="4320" w:hanging="360"/>
       </w:pPr>
       <w:rPr>
+        <w:rFonts w:ascii="OpenSymbol" w:hAnsi="OpenSymbol" w:cs="OpenSymbol" w:hint="default"/>
         <w:u w:val="none"/>
       </w:rPr>
     </w:lvl>
@@ -1624,9 +1872,13 @@
       <w:lvlText w:val="-"/>
       <w:lvlJc w:val="left"/>
       <w:pPr>
+        <w:tabs>
+          <w:tab w:val="num" w:pos="0"/>
+        </w:tabs>
         <w:ind w:left="5040" w:hanging="360"/>
       </w:pPr>
       <w:rPr>
+        <w:rFonts w:ascii="OpenSymbol" w:hAnsi="OpenSymbol" w:cs="OpenSymbol" w:hint="default"/>
         <w:u w:val="none"/>
       </w:rPr>
     </w:lvl>
@@ -1636,9 +1888,13 @@
       <w:lvlText w:val="-"/>
       <w:lvlJc w:val="left"/>
       <w:pPr>
+        <w:tabs>
+          <w:tab w:val="num" w:pos="0"/>
+        </w:tabs>
         <w:ind w:left="5760" w:hanging="360"/>
       </w:pPr>
       <w:rPr>
+        <w:rFonts w:ascii="OpenSymbol" w:hAnsi="OpenSymbol" w:cs="OpenSymbol" w:hint="default"/>
         <w:u w:val="none"/>
       </w:rPr>
     </w:lvl>
@@ -1648,9 +1904,13 @@
       <w:lvlText w:val="-"/>
       <w:lvlJc w:val="left"/>
       <w:pPr>
+        <w:tabs>
+          <w:tab w:val="num" w:pos="0"/>
+        </w:tabs>
         <w:ind w:left="6480" w:hanging="360"/>
       </w:pPr>
       <w:rPr>
+        <w:rFonts w:ascii="OpenSymbol" w:hAnsi="OpenSymbol" w:cs="OpenSymbol" w:hint="default"/>
         <w:u w:val="none"/>
       </w:rPr>
     </w:lvl>
@@ -1662,13 +1922,16 @@
       <w:lvlText w:val="-"/>
       <w:lvlJc w:val="left"/>
       <w:pPr>
+        <w:tabs>
+          <w:tab w:val="num" w:pos="0"/>
+        </w:tabs>
         <w:ind w:left="720" w:hanging="360"/>
       </w:pPr>
       <w:rPr>
-        <w:rFonts w:ascii="Arial" w:cs="Arial" w:eastAsia="Arial" w:hAnsi="Arial"/>
-        <w:b w:val="1"/>
-        <w:bCs w:val="1"/>
-        <w:u w:val="none"/>
+        <w:rFonts w:ascii="Arial" w:hAnsi="Arial" w:cs="Arial" w:hint="default"/>
+        <w:u w:val="none"/>
+        <w:b/>
+        <w:bCs/>
       </w:rPr>
     </w:lvl>
     <w:lvl w:ilvl="1">
@@ -1677,9 +1940,13 @@
       <w:lvlText w:val="-"/>
       <w:lvlJc w:val="left"/>
       <w:pPr>
+        <w:tabs>
+          <w:tab w:val="num" w:pos="0"/>
+        </w:tabs>
         <w:ind w:left="1440" w:hanging="360"/>
       </w:pPr>
       <w:rPr>
+        <w:rFonts w:ascii="OpenSymbol" w:hAnsi="OpenSymbol" w:cs="OpenSymbol" w:hint="default"/>
         <w:u w:val="none"/>
       </w:rPr>
     </w:lvl>
@@ -1689,9 +1956,13 @@
       <w:lvlText w:val="-"/>
       <w:lvlJc w:val="left"/>
       <w:pPr>
+        <w:tabs>
+          <w:tab w:val="num" w:pos="0"/>
+        </w:tabs>
         <w:ind w:left="2160" w:hanging="360"/>
       </w:pPr>
       <w:rPr>
+        <w:rFonts w:ascii="OpenSymbol" w:hAnsi="OpenSymbol" w:cs="OpenSymbol" w:hint="default"/>
         <w:u w:val="none"/>
       </w:rPr>
     </w:lvl>
@@ -1701,9 +1972,13 @@
       <w:lvlText w:val="-"/>
       <w:lvlJc w:val="left"/>
       <w:pPr>
+        <w:tabs>
+          <w:tab w:val="num" w:pos="0"/>
+        </w:tabs>
         <w:ind w:left="2880" w:hanging="360"/>
       </w:pPr>
       <w:rPr>
+        <w:rFonts w:ascii="OpenSymbol" w:hAnsi="OpenSymbol" w:cs="OpenSymbol" w:hint="default"/>
         <w:u w:val="none"/>
       </w:rPr>
     </w:lvl>
@@ -1713,9 +1988,13 @@
       <w:lvlText w:val="-"/>
       <w:lvlJc w:val="left"/>
       <w:pPr>
+        <w:tabs>
+          <w:tab w:val="num" w:pos="0"/>
+        </w:tabs>
         <w:ind w:left="3600" w:hanging="360"/>
       </w:pPr>
       <w:rPr>
+        <w:rFonts w:ascii="OpenSymbol" w:hAnsi="OpenSymbol" w:cs="OpenSymbol" w:hint="default"/>
         <w:u w:val="none"/>
       </w:rPr>
     </w:lvl>
@@ -1725,9 +2004,13 @@
       <w:lvlText w:val="-"/>
       <w:lvlJc w:val="left"/>
       <w:pPr>
+        <w:tabs>
+          <w:tab w:val="num" w:pos="0"/>
+        </w:tabs>
         <w:ind w:left="4320" w:hanging="360"/>
       </w:pPr>
       <w:rPr>
+        <w:rFonts w:ascii="OpenSymbol" w:hAnsi="OpenSymbol" w:cs="OpenSymbol" w:hint="default"/>
         <w:u w:val="none"/>
       </w:rPr>
     </w:lvl>
@@ -1737,9 +2020,13 @@
       <w:lvlText w:val="-"/>
       <w:lvlJc w:val="left"/>
       <w:pPr>
+        <w:tabs>
+          <w:tab w:val="num" w:pos="0"/>
+        </w:tabs>
         <w:ind w:left="5040" w:hanging="360"/>
       </w:pPr>
       <w:rPr>
+        <w:rFonts w:ascii="OpenSymbol" w:hAnsi="OpenSymbol" w:cs="OpenSymbol" w:hint="default"/>
         <w:u w:val="none"/>
       </w:rPr>
     </w:lvl>
@@ -1749,9 +2036,13 @@
       <w:lvlText w:val="-"/>
       <w:lvlJc w:val="left"/>
       <w:pPr>
+        <w:tabs>
+          <w:tab w:val="num" w:pos="0"/>
+        </w:tabs>
         <w:ind w:left="5760" w:hanging="360"/>
       </w:pPr>
       <w:rPr>
+        <w:rFonts w:ascii="OpenSymbol" w:hAnsi="OpenSymbol" w:cs="OpenSymbol" w:hint="default"/>
         <w:u w:val="none"/>
       </w:rPr>
     </w:lvl>
@@ -1761,11 +2052,134 @@
       <w:lvlText w:val="-"/>
       <w:lvlJc w:val="left"/>
       <w:pPr>
+        <w:tabs>
+          <w:tab w:val="num" w:pos="0"/>
+        </w:tabs>
         <w:ind w:left="6480" w:hanging="360"/>
       </w:pPr>
       <w:rPr>
-        <w:u w:val="none"/>
-      </w:rPr>
+        <w:rFonts w:ascii="OpenSymbol" w:hAnsi="OpenSymbol" w:cs="OpenSymbol" w:hint="default"/>
+        <w:u w:val="none"/>
+      </w:rPr>
+    </w:lvl>
+  </w:abstractNum>
+  <w:abstractNum w:abstractNumId="7">
+    <w:lvl w:ilvl="0">
+      <w:start w:val="1"/>
+      <w:numFmt w:val="none"/>
+      <w:suff w:val="nothing"/>
+      <w:lvlText w:val=""/>
+      <w:lvlJc w:val="left"/>
+      <w:pPr>
+        <w:tabs>
+          <w:tab w:val="num" w:pos="0"/>
+        </w:tabs>
+        <w:ind w:left="0" w:hanging="0"/>
+      </w:pPr>
+    </w:lvl>
+    <w:lvl w:ilvl="1">
+      <w:start w:val="1"/>
+      <w:numFmt w:val="none"/>
+      <w:suff w:val="nothing"/>
+      <w:lvlText w:val=""/>
+      <w:lvlJc w:val="left"/>
+      <w:pPr>
+        <w:tabs>
+          <w:tab w:val="num" w:pos="0"/>
+        </w:tabs>
+        <w:ind w:left="0" w:hanging="0"/>
+      </w:pPr>
+    </w:lvl>
+    <w:lvl w:ilvl="2">
+      <w:start w:val="1"/>
+      <w:numFmt w:val="none"/>
+      <w:suff w:val="nothing"/>
+      <w:lvlText w:val=""/>
+      <w:lvlJc w:val="left"/>
+      <w:pPr>
+        <w:tabs>
+          <w:tab w:val="num" w:pos="0"/>
+        </w:tabs>
+        <w:ind w:left="0" w:hanging="0"/>
+      </w:pPr>
+    </w:lvl>
+    <w:lvl w:ilvl="3">
+      <w:start w:val="1"/>
+      <w:numFmt w:val="none"/>
+      <w:suff w:val="nothing"/>
+      <w:lvlText w:val=""/>
+      <w:lvlJc w:val="left"/>
+      <w:pPr>
+        <w:tabs>
+          <w:tab w:val="num" w:pos="0"/>
+        </w:tabs>
+        <w:ind w:left="0" w:hanging="0"/>
+      </w:pPr>
+    </w:lvl>
+    <w:lvl w:ilvl="4">
+      <w:start w:val="1"/>
+      <w:numFmt w:val="none"/>
+      <w:suff w:val="nothing"/>
+      <w:lvlText w:val=""/>
+      <w:lvlJc w:val="left"/>
+      <w:pPr>
+        <w:tabs>
+          <w:tab w:val="num" w:pos="0"/>
+        </w:tabs>
+        <w:ind w:left="0" w:hanging="0"/>
+      </w:pPr>
+    </w:lvl>
+    <w:lvl w:ilvl="5">
+      <w:start w:val="1"/>
+      <w:numFmt w:val="none"/>
+      <w:suff w:val="nothing"/>
+      <w:lvlText w:val=""/>
+      <w:lvlJc w:val="left"/>
+      <w:pPr>
+        <w:tabs>
+          <w:tab w:val="num" w:pos="0"/>
+        </w:tabs>
+        <w:ind w:left="0" w:hanging="0"/>
+      </w:pPr>
+    </w:lvl>
+    <w:lvl w:ilvl="6">
+      <w:start w:val="1"/>
+      <w:numFmt w:val="none"/>
+      <w:suff w:val="nothing"/>
+      <w:lvlText w:val=""/>
+      <w:lvlJc w:val="left"/>
+      <w:pPr>
+        <w:tabs>
+          <w:tab w:val="num" w:pos="0"/>
+        </w:tabs>
+        <w:ind w:left="0" w:hanging="0"/>
+      </w:pPr>
+    </w:lvl>
+    <w:lvl w:ilvl="7">
+      <w:start w:val="1"/>
+      <w:numFmt w:val="none"/>
+      <w:suff w:val="nothing"/>
+      <w:lvlText w:val=""/>
+      <w:lvlJc w:val="left"/>
+      <w:pPr>
+        <w:tabs>
+          <w:tab w:val="num" w:pos="0"/>
+        </w:tabs>
+        <w:ind w:left="0" w:hanging="0"/>
+      </w:pPr>
+    </w:lvl>
+    <w:lvl w:ilvl="8">
+      <w:start w:val="1"/>
+      <w:numFmt w:val="none"/>
+      <w:suff w:val="nothing"/>
+      <w:lvlText w:val=""/>
+      <w:lvlJc w:val="left"/>
+      <w:pPr>
+        <w:tabs>
+          <w:tab w:val="num" w:pos="0"/>
+        </w:tabs>
+        <w:ind w:left="0" w:hanging="0"/>
+      </w:pPr>
     </w:lvl>
   </w:abstractNum>
   <w:num w:numId="1">
@@ -1786,49 +2200,57 @@
   <w:num w:numId="6">
     <w:abstractNumId w:val="6"/>
   </w:num>
+  <w:num w:numId="7">
+    <w:abstractNumId w:val="7"/>
+  </w:num>
 </w:numbering>
 </file>
 
 <file path=word/styles.xml><?xml version="1.0" encoding="utf-8"?>
-<w:styles xmlns:mc="http://schemas.openxmlformats.org/markup-compatibility/2006" xmlns:o="urn:schemas-microsoft-com:office:office" xmlns:r="http://schemas.openxmlformats.org/officeDocument/2006/relationships" xmlns:m="http://schemas.openxmlformats.org/officeDocument/2006/math" xmlns:v="urn:schemas-microsoft-com:vml" xmlns:wp="http://schemas.openxmlformats.org/drawingml/2006/wordprocessingDrawing" xmlns:w10="urn:schemas-microsoft-com:office:word" xmlns:w="http://schemas.openxmlformats.org/wordprocessingml/2006/main" xmlns:wne="http://schemas.microsoft.com/office/word/2006/wordml" xmlns:sl="http://schemas.openxmlformats.org/schemaLibrary/2006/main" xmlns:a="http://schemas.openxmlformats.org/drawingml/2006/main" xmlns:pic="http://schemas.openxmlformats.org/drawingml/2006/picture" xmlns:c="http://schemas.openxmlformats.org/drawingml/2006/chart" xmlns:lc="http://schemas.openxmlformats.org/drawingml/2006/lockedCanvas" xmlns:dgm="http://schemas.openxmlformats.org/drawingml/2006/diagram" xmlns:wps="http://schemas.microsoft.com/office/word/2010/wordprocessingShape" xmlns:wpg="http://schemas.microsoft.com/office/word/2010/wordprocessingGroup" xmlns:w14="http://schemas.microsoft.com/office/word/2010/wordml" xmlns:w15="http://schemas.microsoft.com/office/word/2012/wordml" xmlns:w16="http://schemas.microsoft.com/office/word/2018/wordml" xmlns:w16cex="http://schemas.microsoft.com/office/word/2018/wordml/cex" xmlns:w16cid="http://schemas.microsoft.com/office/word/2016/wordml/cid" xmlns="http://schemas.microsoft.com/office/tasks/2019/documenttasks" xmlns:cr="http://schemas.microsoft.com/office/comments/2020/reactions">
+<w:styles xmlns:w="http://schemas.openxmlformats.org/wordprocessingml/2006/main" xmlns:w14="http://schemas.microsoft.com/office/word/2010/wordml" xmlns:mc="http://schemas.openxmlformats.org/markup-compatibility/2006" mc:Ignorable="w14">
   <w:docDefaults>
     <w:rPrDefault>
       <w:rPr>
+        <w:rFonts w:ascii="Times New Roman" w:hAnsi="Times New Roman" w:eastAsia="Noto Serif CJK SC" w:cs="Noto Sans Devanagari"/>
         <w:sz w:val="24"/>
         <w:szCs w:val="24"/>
-        <w:lang w:val="ca"/>
+        <w:lang w:val="ca-ES" w:eastAsia="zh-CN" w:bidi="hi-IN"/>
       </w:rPr>
     </w:rPrDefault>
     <w:pPrDefault>
       <w:pPr>
-        <w:spacing w:line="480" w:lineRule="auto"/>
-        <w:jc w:val="both"/>
+        <w:suppressAutoHyphens w:val="true"/>
       </w:pPr>
     </w:pPrDefault>
   </w:docDefaults>
-  <w:style w:type="table" w:styleId="TableNormal" w:default="1">
-    <w:name w:val="TableNormal"/>
-    <w:tblPr>
-      <w:tblCellMar>
-        <w:top w:w="100.0" w:type="dxa"/>
-        <w:left w:w="100.0" w:type="dxa"/>
-        <w:bottom w:w="100.0" w:type="dxa"/>
-        <w:right w:w="100.0" w:type="dxa"/>
-      </w:tblCellMar>
-    </w:tblPr>
-  </w:style>
-  <w:style w:type="paragraph" w:styleId="Normal" w:default="1">
-    <w:name w:val="normal"/>
+  <w:style w:type="paragraph" w:styleId="Normal">
+    <w:name w:val="Normal"/>
+    <w:qFormat/>
+    <w:pPr>
+      <w:widowControl/>
+      <w:bidi w:val="0"/>
+      <w:spacing w:lineRule="auto" w:line="480" w:before="0" w:after="0"/>
+      <w:jc w:val="both"/>
+    </w:pPr>
+    <w:rPr>
+      <w:rFonts w:ascii="Times New Roman" w:hAnsi="Times New Roman" w:eastAsia="Noto Serif CJK SC" w:cs="Noto Sans Devanagari"/>
+      <w:color w:val="auto"/>
+      <w:kern w:val="0"/>
+      <w:sz w:val="24"/>
+      <w:szCs w:val="24"/>
+      <w:lang w:val="ca-ES" w:eastAsia="zh-CN" w:bidi="hi-IN"/>
+    </w:rPr>
   </w:style>
   <w:style w:type="paragraph" w:styleId="Heading1">
-    <w:name w:val="heading 1"/>
-    <w:basedOn w:val="Normal"/>
-    <w:next w:val="Normal"/>
+    <w:name w:val="Heading 1"/>
+    <w:basedOn w:val="normal1"/>
+    <w:next w:val="normal1"/>
+    <w:qFormat/>
     <w:pPr>
-      <w:keepNext w:val="1"/>
-      <w:keepLines w:val="1"/>
-      <w:pageBreakBefore w:val="0"/>
-      <w:spacing w:after="120" w:before="400" w:lineRule="auto"/>
+      <w:keepNext w:val="true"/>
+      <w:keepLines/>
+      <w:pageBreakBefore w:val="false"/>
+      <w:spacing w:lineRule="auto" w:line="240" w:before="400" w:after="120"/>
     </w:pPr>
     <w:rPr>
       <w:sz w:val="40"/>
@@ -1836,49 +2258,52 @@
     </w:rPr>
   </w:style>
   <w:style w:type="paragraph" w:styleId="Heading2">
-    <w:name w:val="heading 2"/>
-    <w:basedOn w:val="Normal"/>
-    <w:next w:val="Normal"/>
+    <w:name w:val="Heading 2"/>
+    <w:basedOn w:val="normal1"/>
+    <w:next w:val="normal1"/>
+    <w:qFormat/>
     <w:pPr>
-      <w:keepNext w:val="1"/>
-      <w:keepLines w:val="1"/>
-      <w:pageBreakBefore w:val="0"/>
-      <w:spacing w:after="120" w:before="360" w:lineRule="auto"/>
+      <w:keepNext w:val="true"/>
+      <w:keepLines/>
+      <w:pageBreakBefore w:val="false"/>
+      <w:spacing w:lineRule="auto" w:line="240" w:before="360" w:after="120"/>
     </w:pPr>
     <w:rPr>
-      <w:b w:val="0"/>
-      <w:bCs w:val="0"/>
+      <w:b w:val="false"/>
+      <w:bCs w:val="false"/>
       <w:sz w:val="32"/>
       <w:szCs w:val="32"/>
     </w:rPr>
   </w:style>
   <w:style w:type="paragraph" w:styleId="Heading3">
-    <w:name w:val="heading 3"/>
-    <w:basedOn w:val="Normal"/>
-    <w:next w:val="Normal"/>
+    <w:name w:val="Heading 3"/>
+    <w:basedOn w:val="normal1"/>
+    <w:next w:val="normal1"/>
+    <w:qFormat/>
     <w:pPr>
-      <w:keepNext w:val="1"/>
-      <w:keepLines w:val="1"/>
-      <w:pageBreakBefore w:val="0"/>
-      <w:spacing w:after="80" w:before="320" w:lineRule="auto"/>
+      <w:keepNext w:val="true"/>
+      <w:keepLines/>
+      <w:pageBreakBefore w:val="false"/>
+      <w:spacing w:lineRule="auto" w:line="240" w:before="320" w:after="80"/>
     </w:pPr>
     <w:rPr>
-      <w:b w:val="0"/>
-      <w:bCs w:val="0"/>
+      <w:b w:val="false"/>
+      <w:bCs w:val="false"/>
       <w:color w:val="434343"/>
       <w:sz w:val="28"/>
       <w:szCs w:val="28"/>
     </w:rPr>
   </w:style>
   <w:style w:type="paragraph" w:styleId="Heading4">
-    <w:name w:val="heading 4"/>
-    <w:basedOn w:val="Normal"/>
-    <w:next w:val="Normal"/>
+    <w:name w:val="Heading 4"/>
+    <w:basedOn w:val="normal1"/>
+    <w:next w:val="normal1"/>
+    <w:qFormat/>
     <w:pPr>
-      <w:keepNext w:val="1"/>
-      <w:keepLines w:val="1"/>
-      <w:pageBreakBefore w:val="0"/>
-      <w:spacing w:after="80" w:before="280" w:lineRule="auto"/>
+      <w:keepNext w:val="true"/>
+      <w:keepLines/>
+      <w:pageBreakBefore w:val="false"/>
+      <w:spacing w:lineRule="auto" w:line="240" w:before="280" w:after="80"/>
     </w:pPr>
     <w:rPr>
       <w:color w:val="666666"/>
@@ -1887,14 +2312,15 @@
     </w:rPr>
   </w:style>
   <w:style w:type="paragraph" w:styleId="Heading5">
-    <w:name w:val="heading 5"/>
-    <w:basedOn w:val="Normal"/>
-    <w:next w:val="Normal"/>
+    <w:name w:val="Heading 5"/>
+    <w:basedOn w:val="normal1"/>
+    <w:next w:val="normal1"/>
+    <w:qFormat/>
     <w:pPr>
-      <w:keepNext w:val="1"/>
-      <w:keepLines w:val="1"/>
-      <w:pageBreakBefore w:val="0"/>
-      <w:spacing w:after="80" w:before="240" w:lineRule="auto"/>
+      <w:keepNext w:val="true"/>
+      <w:keepLines/>
+      <w:pageBreakBefore w:val="false"/>
+      <w:spacing w:lineRule="auto" w:line="240" w:before="240" w:after="80"/>
     </w:pPr>
     <w:rPr>
       <w:color w:val="666666"/>
@@ -1903,32 +2329,110 @@
     </w:rPr>
   </w:style>
   <w:style w:type="paragraph" w:styleId="Heading6">
-    <w:name w:val="heading 6"/>
-    <w:basedOn w:val="Normal"/>
-    <w:next w:val="Normal"/>
+    <w:name w:val="Heading 6"/>
+    <w:basedOn w:val="normal1"/>
+    <w:next w:val="normal1"/>
+    <w:qFormat/>
     <w:pPr>
-      <w:keepNext w:val="1"/>
-      <w:keepLines w:val="1"/>
-      <w:pageBreakBefore w:val="0"/>
-      <w:spacing w:after="80" w:before="240" w:lineRule="auto"/>
+      <w:keepNext w:val="true"/>
+      <w:keepLines/>
+      <w:pageBreakBefore w:val="false"/>
+      <w:spacing w:lineRule="auto" w:line="240" w:before="240" w:after="80"/>
     </w:pPr>
     <w:rPr>
-      <w:i w:val="1"/>
-      <w:iCs w:val="1"/>
+      <w:i/>
+      <w:iCs/>
       <w:color w:val="666666"/>
       <w:sz w:val="22"/>
       <w:szCs w:val="22"/>
     </w:rPr>
   </w:style>
+  <w:style w:type="paragraph" w:styleId="Ttulo">
+    <w:name w:val="Título"/>
+    <w:basedOn w:val="Normal"/>
+    <w:next w:val="BodyText"/>
+    <w:qFormat/>
+    <w:pPr>
+      <w:keepNext w:val="true"/>
+      <w:spacing w:before="240" w:after="120"/>
+    </w:pPr>
+    <w:rPr>
+      <w:rFonts w:ascii="Liberation Sans" w:hAnsi="Liberation Sans" w:eastAsia="Noto Sans CJK SC" w:cs="Noto Sans Devanagari"/>
+      <w:sz w:val="28"/>
+      <w:szCs w:val="28"/>
+    </w:rPr>
+  </w:style>
+  <w:style w:type="paragraph" w:styleId="BodyText">
+    <w:name w:val="Body Text"/>
+    <w:basedOn w:val="Normal"/>
+    <w:pPr>
+      <w:spacing w:lineRule="auto" w:line="276" w:before="0" w:after="140"/>
+    </w:pPr>
+    <w:rPr/>
+  </w:style>
+  <w:style w:type="paragraph" w:styleId="List">
+    <w:name w:val="List"/>
+    <w:basedOn w:val="BodyText"/>
+    <w:pPr/>
+    <w:rPr>
+      <w:rFonts w:cs="Noto Sans Devanagari"/>
+    </w:rPr>
+  </w:style>
+  <w:style w:type="paragraph" w:styleId="Caption">
+    <w:name w:val="Caption"/>
+    <w:basedOn w:val="Normal"/>
+    <w:qFormat/>
+    <w:pPr>
+      <w:suppressLineNumbers/>
+      <w:spacing w:before="120" w:after="120"/>
+    </w:pPr>
+    <w:rPr>
+      <w:rFonts w:cs="Noto Sans Devanagari"/>
+      <w:i/>
+      <w:iCs/>
+      <w:sz w:val="24"/>
+      <w:szCs w:val="24"/>
+    </w:rPr>
+  </w:style>
+  <w:style w:type="paragraph" w:styleId="ndice">
+    <w:name w:val="Índice"/>
+    <w:basedOn w:val="Normal"/>
+    <w:qFormat/>
+    <w:pPr>
+      <w:suppressLineNumbers/>
+    </w:pPr>
+    <w:rPr>
+      <w:rFonts w:cs="Noto Sans Devanagari"/>
+    </w:rPr>
+  </w:style>
+  <w:style w:type="paragraph" w:styleId="normal1" w:default="1">
+    <w:name w:val="normal1"/>
+    <w:qFormat/>
+    <w:pPr>
+      <w:widowControl/>
+      <w:bidi w:val="0"/>
+      <w:spacing w:lineRule="auto" w:line="480" w:before="0" w:after="0"/>
+      <w:jc w:val="both"/>
+    </w:pPr>
+    <w:rPr>
+      <w:rFonts w:ascii="Times New Roman" w:hAnsi="Times New Roman" w:eastAsia="Noto Serif CJK SC" w:cs="Noto Sans Devanagari"/>
+      <w:color w:val="auto"/>
+      <w:kern w:val="0"/>
+      <w:sz w:val="24"/>
+      <w:szCs w:val="24"/>
+      <w:lang w:val="ca-ES" w:eastAsia="zh-CN" w:bidi="hi-IN"/>
+    </w:rPr>
+  </w:style>
   <w:style w:type="paragraph" w:styleId="Title">
     <w:name w:val="Title"/>
-    <w:basedOn w:val="Normal"/>
-    <w:next w:val="Normal"/>
+    <w:basedOn w:val="normal1"/>
+    <w:next w:val="normal1"/>
+    <w:qFormat/>
     <w:pPr>
-      <w:keepNext w:val="1"/>
-      <w:keepLines w:val="1"/>
-      <w:pageBreakBefore w:val="0"/>
-      <w:spacing w:after="60" w:before="0" w:lineRule="auto"/>
+      <w:keepNext w:val="true"/>
+      <w:keepLines/>
+      <w:pageBreakBefore w:val="false"/>
+      <w:spacing w:lineRule="auto" w:line="240" w:before="0" w:after="60"/>
     </w:pPr>
     <w:rPr>
       <w:sz w:val="52"/>
@@ -1937,62 +2441,74 @@
   </w:style>
   <w:style w:type="paragraph" w:styleId="Subtitle">
     <w:name w:val="Subtitle"/>
-    <w:basedOn w:val="Normal"/>
-    <w:next w:val="Normal"/>
+    <w:basedOn w:val="normal1"/>
+    <w:next w:val="normal1"/>
+    <w:qFormat/>
     <w:pPr>
-      <w:keepNext w:val="1"/>
-      <w:keepLines w:val="1"/>
-      <w:pageBreakBefore w:val="0"/>
-      <w:spacing w:after="320" w:before="0" w:lineRule="auto"/>
+      <w:keepNext w:val="true"/>
+      <w:keepLines/>
+      <w:pageBreakBefore w:val="false"/>
+      <w:spacing w:lineRule="auto" w:line="240" w:before="0" w:after="320"/>
     </w:pPr>
     <w:rPr>
-      <w:rFonts w:ascii="Arial" w:cs="Arial" w:eastAsia="Arial" w:hAnsi="Arial"/>
-      <w:i w:val="0"/>
-      <w:iCs w:val="0"/>
+      <w:rFonts w:ascii="Arial" w:hAnsi="Arial" w:eastAsia="Arial" w:cs="Arial"/>
+      <w:i w:val="false"/>
+      <w:iCs w:val="false"/>
       <w:color w:val="666666"/>
       <w:sz w:val="30"/>
       <w:szCs w:val="30"/>
     </w:rPr>
   </w:style>
+  <w:style w:type="table" w:default="1" w:styleId="TableNormal">
+    <w:name w:val="TableNormal"/>
+    <w:tblPr>
+      <w:tblCellMar>
+        <w:top w:w="100" w:type="dxa"/>
+        <w:left w:w="100" w:type="dxa"/>
+        <w:bottom w:w="100" w:type="dxa"/>
+        <w:right w:w="100" w:type="dxa"/>
+      </w:tblCellMar>
+    </w:tblPr>
+  </w:style>
 </w:styles>
 </file>
 
 <file path=word/theme/theme1.xml><?xml version="1.0" encoding="utf-8"?>
-<a:theme xmlns:a="http://schemas.openxmlformats.org/drawingml/2006/main" name="Office Theme">
+<a:theme xmlns:a="http://schemas.openxmlformats.org/drawingml/2006/main" xmlns:r="http://schemas.openxmlformats.org/officeDocument/2006/relationships" name="Office Theme">
   <a:themeElements>
     <a:clrScheme name="Office">
       <a:dk1>
-        <a:sysClr val="windowText" lastClr="000000"/>
+        <a:srgbClr val="000000"/>
       </a:dk1>
       <a:lt1>
-        <a:sysClr val="window" lastClr="FFFFFF"/>
+        <a:srgbClr val="ffffff"/>
       </a:lt1>
       <a:dk2>
-        <a:srgbClr val="1F497D"/>
+        <a:srgbClr val="1f497d"/>
       </a:dk2>
       <a:lt2>
-        <a:srgbClr val="EEECE1"/>
+        <a:srgbClr val="eeece1"/>
       </a:lt2>
       <a:accent1>
-        <a:srgbClr val="4F81BD"/>
+        <a:srgbClr val="4f81bd"/>
       </a:accent1>
       <a:accent2>
-        <a:srgbClr val="C0504D"/>
+        <a:srgbClr val="c0504d"/>
       </a:accent2>
       <a:accent3>
-        <a:srgbClr val="9BBB59"/>
+        <a:srgbClr val="9bbb59"/>
       </a:accent3>
       <a:accent4>
-        <a:srgbClr val="8064A2"/>
+        <a:srgbClr val="8064a2"/>
       </a:accent4>
       <a:accent5>
-        <a:srgbClr val="4BACC6"/>
+        <a:srgbClr val="4bacc6"/>
       </a:accent5>
       <a:accent6>
-        <a:srgbClr val="F79646"/>
+        <a:srgbClr val="f79646"/>
       </a:accent6>
       <a:hlink>
-        <a:srgbClr val="0000FF"/>
+        <a:srgbClr val="0000ff"/>
       </a:hlink>
       <a:folHlink>
         <a:srgbClr val="800080"/>
@@ -2000,279 +2516,131 @@
     </a:clrScheme>
     <a:fontScheme name="Office">
       <a:majorFont>
-        <a:latin typeface="Calibri"/>
+        <a:latin typeface="Calibri" pitchFamily="0" charset="1"/>
         <a:ea typeface=""/>
         <a:cs typeface=""/>
-        <a:font script="Jpan" typeface="ＭＳ ゴシック"/>
-        <a:font script="Hang" typeface="맑은 고딕"/>
-        <a:font script="Hans" typeface="宋体"/>
-        <a:font script="Hant" typeface="新細明體"/>
-        <a:font script="Arab" typeface="Times New Roman"/>
-        <a:font script="Hebr" typeface="Times New Roman"/>
-        <a:font script="Thai" typeface="Angsana New"/>
-        <a:font script="Ethi" typeface="Nyala"/>
-        <a:font script="Beng" typeface="Vrinda"/>
-        <a:font script="Gujr" typeface="Shruti"/>
-        <a:font script="Khmr" typeface="MoolBoran"/>
-        <a:font script="Knda" typeface="Tunga"/>
-        <a:font script="Guru" typeface="Raavi"/>
-        <a:font script="Cans" typeface="Euphemia"/>
-        <a:font script="Cher" typeface="Plantagenet Cherokee"/>
-        <a:font script="Yiii" typeface="Microsoft Yi Baiti"/>
-        <a:font script="Tibt" typeface="Microsoft Himalaya"/>
-        <a:font script="Thaa" typeface="MV Boli"/>
-        <a:font script="Deva" typeface="Mangal"/>
-        <a:font script="Telu" typeface="Gautami"/>
-        <a:font script="Taml" typeface="Latha"/>
-        <a:font script="Syrc" typeface="Estrangelo Edessa"/>
-        <a:font script="Orya" typeface="Kalinga"/>
-        <a:font script="Mlym" typeface="Kartika"/>
-        <a:font script="Laoo" typeface="DokChampa"/>
-        <a:font script="Sinh" typeface="Iskoola Pota"/>
-        <a:font script="Mong" typeface="Mongolian Baiti"/>
-        <a:font script="Viet" typeface="Times New Roman"/>
-        <a:font script="Uigh" typeface="Microsoft Uighur"/>
-        <a:font script="Geor" typeface="Sylfaen"/>
       </a:majorFont>
       <a:minorFont>
-        <a:latin typeface="Cambria"/>
+        <a:latin typeface="Cambria" pitchFamily="0" charset="1"/>
         <a:ea typeface=""/>
         <a:cs typeface=""/>
-        <a:font script="Jpan" typeface="ＭＳ 明朝"/>
-        <a:font script="Hang" typeface="맑은 고딕"/>
-        <a:font script="Hans" typeface="宋体"/>
-        <a:font script="Hant" typeface="新細明體"/>
-        <a:font script="Arab" typeface="Arial"/>
-        <a:font script="Hebr" typeface="Arial"/>
-        <a:font script="Thai" typeface="Cordia New"/>
-        <a:font script="Ethi" typeface="Nyala"/>
-        <a:font script="Beng" typeface="Vrinda"/>
-        <a:font script="Gujr" typeface="Shruti"/>
-        <a:font script="Khmr" typeface="DaunPenh"/>
-        <a:font script="Knda" typeface="Tunga"/>
-        <a:font script="Guru" typeface="Raavi"/>
-        <a:font script="Cans" typeface="Euphemia"/>
-        <a:font script="Cher" typeface="Plantagenet Cherokee"/>
-        <a:font script="Yiii" typeface="Microsoft Yi Baiti"/>
-        <a:font script="Tibt" typeface="Microsoft Himalaya"/>
-        <a:font script="Thaa" typeface="MV Boli"/>
-        <a:font script="Deva" typeface="Mangal"/>
-        <a:font script="Telu" typeface="Gautami"/>
-        <a:font script="Taml" typeface="Latha"/>
-        <a:font script="Syrc" typeface="Estrangelo Edessa"/>
-        <a:font script="Orya" typeface="Kalinga"/>
-        <a:font script="Mlym" typeface="Kartika"/>
-        <a:font script="Laoo" typeface="DokChampa"/>
-        <a:font script="Sinh" typeface="Iskoola Pota"/>
-        <a:font script="Mong" typeface="Mongolian Baiti"/>
-        <a:font script="Viet" typeface="Arial"/>
-        <a:font script="Uigh" typeface="Microsoft Uighur"/>
-        <a:font script="Geor" typeface="Sylfaen"/>
       </a:minorFont>
     </a:fontScheme>
-    <a:fmtScheme name="Office">
+    <a:fmtScheme>
       <a:fillStyleLst>
         <a:solidFill>
           <a:schemeClr val="phClr"/>
         </a:solidFill>
-        <a:gradFill rotWithShape="1">
+        <a:gradFill>
           <a:gsLst>
             <a:gs pos="0">
               <a:schemeClr val="phClr">
                 <a:tint val="50000"/>
-                <a:satMod val="300000"/>
               </a:schemeClr>
             </a:gs>
             <a:gs pos="35000">
               <a:schemeClr val="phClr">
                 <a:tint val="37000"/>
-                <a:satMod val="300000"/>
               </a:schemeClr>
             </a:gs>
             <a:gs pos="100000">
               <a:schemeClr val="phClr">
                 <a:tint val="15000"/>
-                <a:satMod val="350000"/>
               </a:schemeClr>
             </a:gs>
           </a:gsLst>
           <a:lin ang="16200000" scaled="1"/>
+          <a:tileRect l="0" t="0" r="0" b="0"/>
         </a:gradFill>
-        <a:gradFill rotWithShape="1">
+        <a:gradFill>
           <a:gsLst>
             <a:gs pos="0">
               <a:schemeClr val="phClr">
                 <a:tint val="100000"/>
                 <a:shade val="100000"/>
-                <a:satMod val="130000"/>
               </a:schemeClr>
             </a:gs>
             <a:gs pos="100000">
               <a:schemeClr val="phClr">
                 <a:tint val="50000"/>
                 <a:shade val="100000"/>
-                <a:satMod val="350000"/>
               </a:schemeClr>
             </a:gs>
           </a:gsLst>
           <a:lin ang="16200000" scaled="0"/>
+          <a:tileRect l="0" t="0" r="0" b="0"/>
         </a:gradFill>
       </a:fillStyleLst>
       <a:lnStyleLst>
         <a:ln w="9525" cap="flat" cmpd="sng" algn="ctr">
-          <a:solidFill>
-            <a:schemeClr val="phClr">
-              <a:shade val="95000"/>
-              <a:satMod val="105000"/>
-            </a:schemeClr>
-          </a:solidFill>
           <a:prstDash val="solid"/>
         </a:ln>
         <a:ln w="25400" cap="flat" cmpd="sng" algn="ctr">
-          <a:solidFill>
-            <a:schemeClr val="phClr"/>
-          </a:solidFill>
           <a:prstDash val="solid"/>
         </a:ln>
         <a:ln w="38100" cap="flat" cmpd="sng" algn="ctr">
-          <a:solidFill>
-            <a:schemeClr val="phClr"/>
-          </a:solidFill>
           <a:prstDash val="solid"/>
         </a:ln>
       </a:lnStyleLst>
       <a:effectStyleLst>
         <a:effectStyle>
-          <a:effectLst>
-            <a:outerShdw blurRad="40000" dist="20000" dir="5400000" rotWithShape="0">
-              <a:srgbClr val="000000">
-                <a:alpha val="38000"/>
-              </a:srgbClr>
-            </a:outerShdw>
-          </a:effectLst>
+          <a:effectLst/>
         </a:effectStyle>
         <a:effectStyle>
-          <a:effectLst>
-            <a:outerShdw blurRad="40000" dist="23000" dir="5400000" rotWithShape="0">
-              <a:srgbClr val="000000">
-                <a:alpha val="35000"/>
-              </a:srgbClr>
-            </a:outerShdw>
-          </a:effectLst>
+          <a:effectLst/>
         </a:effectStyle>
         <a:effectStyle>
-          <a:effectLst>
-            <a:outerShdw blurRad="40000" dist="23000" dir="5400000" rotWithShape="0">
-              <a:srgbClr val="000000">
-                <a:alpha val="35000"/>
-              </a:srgbClr>
-            </a:outerShdw>
-          </a:effectLst>
-          <a:scene3d>
-            <a:camera prst="orthographicFront">
-              <a:rot lat="0" lon="0" rev="0"/>
-            </a:camera>
-            <a:lightRig rig="threePt" dir="t">
-              <a:rot lat="0" lon="0" rev="1200000"/>
-            </a:lightRig>
-          </a:scene3d>
-          <a:sp3d>
-            <a:bevelT w="63500" h="25400"/>
-          </a:sp3d>
+          <a:effectLst/>
         </a:effectStyle>
       </a:effectStyleLst>
       <a:bgFillStyleLst>
         <a:solidFill>
           <a:schemeClr val="phClr"/>
         </a:solidFill>
-        <a:gradFill rotWithShape="1">
+        <a:gradFill>
           <a:gsLst>
             <a:gs pos="0">
               <a:schemeClr val="phClr">
                 <a:tint val="40000"/>
-                <a:satMod val="350000"/>
               </a:schemeClr>
             </a:gs>
             <a:gs pos="40000">
               <a:schemeClr val="phClr">
                 <a:tint val="45000"/>
                 <a:shade val="99000"/>
-                <a:satMod val="350000"/>
               </a:schemeClr>
             </a:gs>
             <a:gs pos="100000">
               <a:schemeClr val="phClr">
                 <a:shade val="20000"/>
-                <a:satMod val="255000"/>
               </a:schemeClr>
             </a:gs>
           </a:gsLst>
           <a:path path="circle">
             <a:fillToRect l="50000" t="-80000" r="50000" b="180000"/>
           </a:path>
+          <a:tileRect l="0" t="0" r="0" b="0"/>
         </a:gradFill>
-        <a:gradFill rotWithShape="1">
+        <a:gradFill>
           <a:gsLst>
             <a:gs pos="0">
               <a:schemeClr val="phClr">
                 <a:tint val="80000"/>
-                <a:satMod val="300000"/>
               </a:schemeClr>
             </a:gs>
             <a:gs pos="100000">
               <a:schemeClr val="phClr">
                 <a:shade val="30000"/>
-                <a:satMod val="200000"/>
               </a:schemeClr>
             </a:gs>
           </a:gsLst>
           <a:path path="circle">
             <a:fillToRect l="50000" t="50000" r="50000" b="50000"/>
           </a:path>
+          <a:tileRect l="0" t="0" r="0" b="0"/>
         </a:gradFill>
       </a:bgFillStyleLst>
     </a:fmtScheme>
   </a:themeElements>
-  <a:objectDefaults>
-    <a:spDef>
-      <a:spPr/>
-      <a:bodyPr/>
-      <a:lstStyle/>
-      <a:style>
-        <a:lnRef idx="1">
-          <a:schemeClr val="accent1"/>
-        </a:lnRef>
-        <a:fillRef idx="3">
-          <a:schemeClr val="accent1"/>
-        </a:fillRef>
-        <a:effectRef idx="2">
-          <a:schemeClr val="accent1"/>
-        </a:effectRef>
-        <a:fontRef idx="minor">
-          <a:schemeClr val="lt1"/>
-        </a:fontRef>
-      </a:style>
-    </a:spDef>
-    <a:lnDef>
-      <a:spPr/>
-      <a:bodyPr/>
-      <a:lstStyle/>
-      <a:style>
-        <a:lnRef idx="2">
-          <a:schemeClr val="accent1"/>
-        </a:lnRef>
-        <a:fillRef idx="0">
-          <a:schemeClr val="accent1"/>
-        </a:fillRef>
-        <a:effectRef idx="1">
-          <a:schemeClr val="accent1"/>
-        </a:effectRef>
-        <a:fontRef idx="minor">
-          <a:schemeClr val="tx1"/>
-        </a:fontRef>
-      </a:style>
-    </a:lnDef>
-  </a:objectDefaults>
-  <a:extraClrSchemeLst/>
 </a:theme>
 </file>